--- a/Output/output9.docx
+++ b/Output/output9.docx
@@ -94,7 +94,7 @@
           </w:tcPr>
           <w:p>
             <w:r>
-              <w:t>20</w:t>
+              <w:t>17</w:t>
             </w:r>
           </w:p>
         </w:tc>
@@ -116,7 +116,7 @@
           </w:tcPr>
           <w:p>
             <w:r>
-              <w:t>10</w:t>
+              <w:t>13</w:t>
             </w:r>
           </w:p>
         </w:tc>
@@ -160,7 +160,7 @@
           </w:tcPr>
           <w:p>
             <w:r>
-              <w:t>1</w:t>
+              <w:t>0</w:t>
             </w:r>
           </w:p>
         </w:tc>
@@ -182,7 +182,7 @@
           </w:tcPr>
           <w:p>
             <w:r>
-              <w:t>8</w:t>
+              <w:t>10</w:t>
             </w:r>
           </w:p>
         </w:tc>
@@ -204,7 +204,7 @@
           </w:tcPr>
           <w:p>
             <w:r>
-              <w:t>2</w:t>
+              <w:t>3</w:t>
             </w:r>
           </w:p>
         </w:tc>
@@ -290,7 +290,7 @@
         <w:rPr>
           <w:sz w:val="20"/>
         </w:rPr>
-        <w:t>The prospectus identifies the company as an 'automotive-grade computing SoC and SoC-based intelligent vehicle solution provider'. The Business chapter (tier1/business, pages 232-234) explicitly maps its products to the Specialist Technology Industry of 'Advanced hardware and software' and the acceptable sectors of 'Semiconductors' and 'Electric and autonomous vehicles', satisfying MB Rule 18C.01.</w:t>
+        <w:t>The prospectus identifies the applicant as a Specialist Technology Company. The Business chapter (tier1/business, page 214) describes the company as an 'automotive-grade computing SoC and SoC-based intelligent vehicle solution provider'. Pages 232-234 explicitly map the company's products to the 'Advanced hardware and software' industry (acceptable sector: Semiconductors) and 'Next-generation information technology' industry (acceptable sector: Artificial intelligence), satisfying the requirements of MB Rule 18C.01 and Guide para 2.</w:t>
       </w:r>
     </w:p>
     <w:p>
@@ -347,7 +347,7 @@
         <w:rPr>
           <w:sz w:val="20"/>
         </w:rPr>
-        <w:t>each of our autonomous driving products and solutions and</w:t>
+        <w:t>each of our autonomous driving products and solutions and intelligent imaging solutions fall within an acceptable sector</w:t>
       </w:r>
     </w:p>
     <w:p>
@@ -391,7 +391,7 @@
         <w:rPr>
           <w:sz w:val="20"/>
         </w:rPr>
-        <w:t>The prospectus states the company is a Commercial Company (tier1/information_about_this_prospectus_and_the_global_offering, page 125). The Financial Information chapter (tier1/financial_information, page 366) discloses audited revenue of RMB312.4 million for the most recent financial year (2023). This figure, equivalent to approximately HK$342.0 million, exceeds the PARAM_COMM_REV_MIN threshold of HK$250m, correctly classifying the company as a Commercial Company per MB Rule 18C.03(4).</w:t>
+        <w:t>The prospectus classifies the applicant as a Commercial Company. The Financial Information chapter (tier1/financial_information, page 366) discloses revenue of RMB312.4 million for the most recent financial year (ended Dec 31, 2023). This figure exceeds the HK$250 million threshold (PARAM_COMM_REV_MIN) required for Commercial Company status under MB Rule 18C.03(4). The classification is explicitly confirmed in tier1/information_about_this_prospectus_and_the_global_offering, page 125.</w:t>
       </w:r>
     </w:p>
     <w:p>
@@ -448,7 +448,7 @@
         <w:rPr>
           <w:sz w:val="20"/>
         </w:rPr>
-        <w:t>we satisfy the requirements under Rule 18C.03 of the</w:t>
+        <w:t>we satisfy the requirements under Rule 18C.03 of the Listing Rules as a Commercial Company</w:t>
       </w:r>
     </w:p>
     <w:p>
@@ -492,7 +492,7 @@
         <w:rPr>
           <w:sz w:val="20"/>
         </w:rPr>
-        <w:t>The prospectus discloses an expected market capitalization. The SII section (tier2/pre_ipo_investment, page 195) assumes the 'expected market capitalization at the time of Listing will exceed HK$15 billion'. This places the company in the 'HK$15-30bn' tier for the purpose of the aggregate SII threshold under para 26(ii) of the Guide. The minimum expected market cap of over HK$6 billion (tier1/information_about_this_prospectus_and_the_global_offering, page 125) also exceeds the PARAM_MKTCAP_COMM_MIN of HK$4bn.</w:t>
+        <w:t>The prospectus discloses an expected market capitalization. The Pre-IPO Investments section (tier2/pre_ipo_investment, page 195) states an assumption that the 'expected market capitalization at the time of Listing will exceed HK$15 billion'. This places the company in the 'HK$15-30bn' tier for the purpose of the aggregate SII threshold table in para 26(ii) of the Guide. This expected market cap also exceeds the minimum requirement of HK$4bn for a Commercial Company (PARAM_MKTCAP_COMM_MIN).</w:t>
       </w:r>
     </w:p>
     <w:p>
@@ -549,7 +549,7 @@
         <w:rPr>
           <w:sz w:val="20"/>
         </w:rPr>
-        <w:t>assuming that our expected market capitalization at the time</w:t>
+        <w:t>assuming that our expected market capitalization at the time of Listing will exceed HK$15 billion</w:t>
       </w:r>
     </w:p>
     <w:p/>
@@ -602,7 +602,7 @@
         <w:rPr>
           <w:sz w:val="20"/>
         </w:rPr>
-        <w:t>The prospectus makes a generic statement about independence but fails to disclose the specific definitive agreement date for each SII, which is required by para 17 of the Guide to anchor the independence assessment. This prevents verification of the assessment timeline.</w:t>
+        <w:t>The prospectus fails to disclose the specific definitive agreement date for each SII, which is required by para 17 of the Guide to establish the anchor date for the independence assessment. Furthermore, it makes a generic statement about independence covering all SIIs, rather than providing a specific confirmation for each SII.</w:t>
       </w:r>
     </w:p>
     <w:p>
@@ -633,7 +633,7 @@
         <w:rPr>
           <w:sz w:val="20"/>
         </w:rPr>
-        <w:t>Per para 17 of the Guide, independence is determined as at the date of signing of the definitive agreement. The prospectus (tier2/pre_ipo_investment, page 191, footnote 1) provides a generic description of the reference date for sophistication figures relative to the definitive agreement date, but does not disclose the specific calendar date of the definitive agreement for each individual SII. This omission makes it impossible to verify the date as of which independence was assessed.</w:t>
+        <w:t>Per para 17 of the Guide, independence is determined as at the date of signing of the definitive agreement. The prospectus (tier2/pre_ipo_investment, page 191, footnote 1) refers to this date indirectly but does not disclose the specific calendar date for any of the nine SIIs. This prevents verification of the independence assessment timeline.</w:t>
       </w:r>
     </w:p>
     <w:p>
@@ -652,7 +652,7 @@
         <w:rPr>
           <w:sz w:val="20"/>
         </w:rPr>
-        <w:t>Disclose the specific calendar date of the definitive investment agreement for each Sophisticated Independent Investor and confirm independence was assessed as at that date.</w:t>
+        <w:t>For each SII, disclose the specific calendar date of the signing of the definitive investment agreement.</w:t>
       </w:r>
     </w:p>
     <w:p>
@@ -709,7 +709,7 @@
         <w:rPr>
           <w:sz w:val="20"/>
         </w:rPr>
-        <w:t>not more than six months prior to the date</w:t>
+        <w:t>not more than six months prior to the date on which the relevant investor signed the relevant definitive agreement</w:t>
       </w:r>
     </w:p>
     <w:p>
@@ -740,7 +740,7 @@
         <w:rPr>
           <w:sz w:val="20"/>
         </w:rPr>
-        <w:t>The prospectus (tier2/pre_ipo_investment, page 186) makes a single generic statement that 'each of our Sophisticated Independent Investors is independent from and not connected with any Director...'. Para 17 requires a specific confirmation for each SII. A blanket statement is insufficient, particularly where potential connections are disclosed elsewhere (e.g., Dr. YANG Lei and Northern Light SIIs).</w:t>
+        <w:t>The prospectus makes a generic statement on page 186 of tier2/pre_ipo_investment that 'each of our Sophisticated Independent Investors is independent from and not connected with...'. Rule A1 requires a specific statement of independence as at the definitive agreement date and up to listing for each individual SII, which is not provided.</w:t>
       </w:r>
     </w:p>
     <w:p>
@@ -759,7 +759,7 @@
         <w:rPr>
           <w:sz w:val="20"/>
         </w:rPr>
-        <w:t>Provide a distinct statement of independence for each SII, rather than a single generic assertion covering all investors.</w:t>
+        <w:t>Replace the single generic statement with a specific confirmation of independence for each of the nine SIIs, referencing the definitive agreement date and confirming independence is maintained up to listing.</w:t>
       </w:r>
     </w:p>
     <w:p>
@@ -816,7 +816,7 @@
         <w:rPr>
           <w:sz w:val="20"/>
         </w:rPr>
-        <w:t>each of our Sophisticated Independent Investors is independent from</w:t>
+        <w:t>each of our Sophisticated Independent Investors is independent from and not connected with</w:t>
       </w:r>
     </w:p>
     <w:p>
@@ -839,9 +839,9 @@
       <w:r>
         <w:rPr>
           <w:b/>
-          <w:color w:val="1A7A3C"/>
-        </w:rPr>
-        <w:t>[clear]</w:t>
+          <w:color w:val="E67E00"/>
+        </w:rPr>
+        <w:t>[has_issues]</w:t>
       </w:r>
     </w:p>
     <w:p>
@@ -860,11 +860,23 @@
         <w:rPr>
           <w:sz w:val="20"/>
         </w:rPr>
-        <w:t>The prospectus states on page 186 of tier2/pre_ipo_investment that each SII is independent from and not connected with any Director, chief executive, or substantial shareholder, which addresses the core connected person exclusion under para 18(i) of the Guide. Cross-referencing against the Directors and Substantial Shareholders sections (tier1/directors_mgmt and tier1/cap_table) did not reveal any overlaps, with the exception of Dr. YANG Lei, which is addressed under rule A6.</w:t>
+        <w:t>The prospectus asserts that SIIs are not core connected persons. However, it discloses that a non-executive Director, Dr. YANG Lei, was a partner at Northern Light Venture Capital, the manager of a Pathfinder SII. This relationship makes the SII's manager an associate of a core connected person (the Director), potentially compromising independence under para 18(i). The prospectus fails to provide a reasoned analysis to mitigate this concern.</w:t>
       </w:r>
     </w:p>
     <w:p>
       <w:pPr>
+        <w:ind w:left="360"/>
+      </w:pPr>
+      <w:r>
+        <w:rPr>
+          <w:b/>
+          <w:sz w:val="20"/>
+        </w:rPr>
+        <w:t>Finding 1: Reasoning [Critical / Insufficient]</w:t>
+      </w:r>
+    </w:p>
+    <w:p>
+      <w:pPr>
         <w:spacing w:before="0" w:after="0"/>
         <w:ind w:left="360"/>
       </w:pPr>
@@ -873,13 +885,13 @@
           <w:b/>
           <w:sz w:val="20"/>
         </w:rPr>
-        <w:t xml:space="preserve">Source: </w:t>
-      </w:r>
-      <w:r>
-        <w:rPr>
-          <w:sz w:val="20"/>
-        </w:rPr>
-        <w:t>tier2/pre_ipo_investment</w:t>
+        <w:t xml:space="preserve">Explanation: </w:t>
+      </w:r>
+      <w:r>
+        <w:rPr>
+          <w:sz w:val="20"/>
+        </w:rPr>
+        <w:t>The prospectus discloses on page 186 of tier2/pre_ipo_investment that Dr. YANG Lei, a non-executive Director, was a partner at Northern Light Venture Capital until October 2021. Northern Light Venture Capital manages the Northern Light SIIs, a Pathfinder SII. A Director is a core connected person. The manager of the SII is therefore an associate of a core connected person. This relationship appears to contradict the independence requirement under para 18(i) of the Guide. The prospectus does not explain why this relationship does not affect the independence of the Northern Light SIIs.</w:t>
       </w:r>
     </w:p>
     <w:p>
@@ -892,13 +904,13 @@
           <w:b/>
           <w:sz w:val="20"/>
         </w:rPr>
-        <w:t xml:space="preserve">Page: </w:t>
-      </w:r>
-      <w:r>
-        <w:rPr>
-          <w:sz w:val="20"/>
-        </w:rPr>
-        <w:t>186</w:t>
+        <w:t xml:space="preserve">Recommendation: </w:t>
+      </w:r>
+      <w:r>
+        <w:rPr>
+          <w:sz w:val="20"/>
+        </w:rPr>
+        <w:t>Provide a detailed explanation and legal analysis of why the past partnership of a Director with the manager of a Pathfinder SII does not compromise the SII's independence under para 18(i), addressing the 'associate of a core connected person' issue.</w:t>
       </w:r>
     </w:p>
     <w:p>
@@ -911,17 +923,162 @@
           <w:b/>
           <w:sz w:val="20"/>
         </w:rPr>
-        <w:t xml:space="preserve">Anchor: </w:t>
-      </w:r>
-      <w:r>
-        <w:rPr>
-          <w:sz w:val="20"/>
-        </w:rPr>
-        <w:t>independent from and not connected with any Director, chief</w:t>
+        <w:t xml:space="preserve">Source: </w:t>
+      </w:r>
+      <w:r>
+        <w:rPr>
+          <w:sz w:val="20"/>
+        </w:rPr>
+        <w:t>tier2/pre_ipo_investment</w:t>
       </w:r>
     </w:p>
     <w:p>
       <w:pPr>
+        <w:spacing w:before="0" w:after="0"/>
+        <w:ind w:left="360"/>
+      </w:pPr>
+      <w:r>
+        <w:rPr>
+          <w:b/>
+          <w:sz w:val="20"/>
+        </w:rPr>
+        <w:t xml:space="preserve">Page: </w:t>
+      </w:r>
+      <w:r>
+        <w:rPr>
+          <w:sz w:val="20"/>
+        </w:rPr>
+        <w:t>186</w:t>
+      </w:r>
+    </w:p>
+    <w:p>
+      <w:pPr>
+        <w:spacing w:before="0" w:after="0"/>
+        <w:ind w:left="360"/>
+      </w:pPr>
+      <w:r>
+        <w:rPr>
+          <w:b/>
+          <w:sz w:val="20"/>
+        </w:rPr>
+        <w:t xml:space="preserve">Anchor: </w:t>
+      </w:r>
+      <w:r>
+        <w:rPr>
+          <w:sz w:val="20"/>
+        </w:rPr>
+        <w:t>Dr. YANG Lei, our non-executive Director, was a partner at Northern Light Venture Capital</w:t>
+      </w:r>
+    </w:p>
+    <w:p>
+      <w:pPr>
+        <w:ind w:left="360"/>
+      </w:pPr>
+      <w:r>
+        <w:rPr>
+          <w:b/>
+          <w:sz w:val="20"/>
+        </w:rPr>
+        <w:t>Finding 2: Consistency [Critical / Insufficient]</w:t>
+      </w:r>
+    </w:p>
+    <w:p>
+      <w:pPr>
+        <w:spacing w:before="0" w:after="0"/>
+        <w:ind w:left="360"/>
+      </w:pPr>
+      <w:r>
+        <w:rPr>
+          <w:b/>
+          <w:sz w:val="20"/>
+        </w:rPr>
+        <w:t xml:space="preserve">Explanation: </w:t>
+      </w:r>
+      <w:r>
+        <w:rPr>
+          <w:sz w:val="20"/>
+        </w:rPr>
+        <w:t>The generic independence statement on page 186 of tier2/pre_ipo_investment is inconsistent with the specific disclosure on the same page regarding Dr. Yang's connection to Northern Light Venture Capital. The cross-reference against tier1/directors_mgmt, page 316, confirms Dr. Yang's role and dates. The prospectus fails to reconcile these conflicting pieces of information.</w:t>
+      </w:r>
+    </w:p>
+    <w:p>
+      <w:pPr>
+        <w:spacing w:before="0" w:after="0"/>
+        <w:ind w:left="360"/>
+      </w:pPr>
+      <w:r>
+        <w:rPr>
+          <w:b/>
+          <w:sz w:val="20"/>
+        </w:rPr>
+        <w:t xml:space="preserve">Recommendation: </w:t>
+      </w:r>
+      <w:r>
+        <w:rPr>
+          <w:sz w:val="20"/>
+        </w:rPr>
+        <w:t>Reconcile the generic independence statement with the specific disclosure about Dr. Yang's past role. Either remove the generic statement or qualify it with a full explanation of the relationship and its impact on independence.</w:t>
+      </w:r>
+    </w:p>
+    <w:p>
+      <w:pPr>
+        <w:spacing w:before="0" w:after="0"/>
+        <w:ind w:left="360"/>
+      </w:pPr>
+      <w:r>
+        <w:rPr>
+          <w:b/>
+          <w:sz w:val="20"/>
+        </w:rPr>
+        <w:t xml:space="preserve">Source: </w:t>
+      </w:r>
+      <w:r>
+        <w:rPr>
+          <w:sz w:val="20"/>
+        </w:rPr>
+        <w:t>tier2/pre_ipo_investment</w:t>
+      </w:r>
+    </w:p>
+    <w:p>
+      <w:pPr>
+        <w:spacing w:before="0" w:after="0"/>
+        <w:ind w:left="360"/>
+      </w:pPr>
+      <w:r>
+        <w:rPr>
+          <w:b/>
+          <w:sz w:val="20"/>
+        </w:rPr>
+        <w:t xml:space="preserve">Page: </w:t>
+      </w:r>
+      <w:r>
+        <w:rPr>
+          <w:sz w:val="20"/>
+        </w:rPr>
+        <w:t>186</w:t>
+      </w:r>
+    </w:p>
+    <w:p>
+      <w:pPr>
+        <w:spacing w:before="0" w:after="0"/>
+        <w:ind w:left="360"/>
+      </w:pPr>
+      <w:r>
+        <w:rPr>
+          <w:b/>
+          <w:sz w:val="20"/>
+        </w:rPr>
+        <w:t xml:space="preserve">Anchor: </w:t>
+      </w:r>
+      <w:r>
+        <w:rPr>
+          <w:sz w:val="20"/>
+        </w:rPr>
+        <w:t>independent from and not connected with any Director... Dr. YANG Lei, our non-executive Director, was a partner at Northern Light</w:t>
+      </w:r>
+    </w:p>
+    <w:p>
+      <w:pPr>
         <w:spacing w:before="120"/>
       </w:pPr>
       <w:r>
@@ -961,7 +1118,7 @@
         <w:rPr>
           <w:sz w:val="20"/>
         </w:rPr>
-        <w:t>The prospectus identifies Mr. Shan as the Single Largest Shareholder who will control approximately 21.68% of voting rights post-listing (tier1/cap_table, page 330). A cross-check of the SII list in tier2/pre_ipo_investment against the controlling shareholder disclosures confirms no overlap, satisfying the exclusion requirement of para 18(ii) of the Guide.</w:t>
+        <w:t>The prospectus states on page 330 of tier1/cap_table that upon listing, the company will not have any controlling shareholders as defined under the Listing Rules, although Mr. Shan will be the Single Largest Shareholder. A cross-reference of the SII list against disclosures for Mr. Shan and his associates shows no overlap, satisfying para 18(ii) of the Guide.</w:t>
       </w:r>
     </w:p>
     <w:p>
@@ -980,7 +1137,7 @@
         <w:rPr>
           <w:sz w:val="20"/>
         </w:rPr>
-        <w:t>tier2/pre_ipo_investment</w:t>
+        <w:t>tier1/cap_table</w:t>
       </w:r>
     </w:p>
     <w:p>
@@ -999,7 +1156,7 @@
         <w:rPr>
           <w:sz w:val="20"/>
         </w:rPr>
-        <w:t>186</w:t>
+        <w:t>330</w:t>
       </w:r>
     </w:p>
     <w:p>
@@ -1018,7 +1175,7 @@
         <w:rPr>
           <w:sz w:val="20"/>
         </w:rPr>
-        <w:t>Save for being a shareholder of our Company and</w:t>
+        <w:t>our Company will not have any controlling shareholders as defined under the Listing Rules</w:t>
       </w:r>
     </w:p>
     <w:p>
@@ -1062,7 +1219,7 @@
         <w:rPr>
           <w:sz w:val="20"/>
         </w:rPr>
-        <w:t>The prospectus identifies Mr. Shan and Mr. Liu as founders (tier1/directors_mgmt, page 312). The general independence statement on page 186 of tier2/pre_ipo_investment covers independence from founders. A cross-check of the SII list against founder disclosures and their close associates did not reveal any overlaps, satisfying the exclusion requirement of para 18(iii) of the Guide.</w:t>
+        <w:t>The founders are identified as Mr. Shan and Mr. Liu in tier1/directors_mgmt, page 312. A review of the SII list in tier2/pre_ipo_investment on pages 186-191 confirms that neither the founders nor their close associates are listed as SIIs, in compliance with para 18(iii) of the Guide.</w:t>
       </w:r>
     </w:p>
     <w:p>
@@ -1119,7 +1276,7 @@
         <w:rPr>
           <w:sz w:val="20"/>
         </w:rPr>
-        <w:t>each of our Sophisticated Independent Investors is independent from</w:t>
+        <w:t>Each of the ultimate beneficial owners of the Pre-IPO Investors is an Independent Third Party.</w:t>
       </w:r>
     </w:p>
     <w:p>
@@ -1142,9 +1299,9 @@
       <w:r>
         <w:rPr>
           <w:b/>
-          <w:color w:val="1A7A3C"/>
-        </w:rPr>
-        <w:t>[clear]</w:t>
+          <w:color w:val="E67E00"/>
+        </w:rPr>
+        <w:t>[has_issues]</w:t>
       </w:r>
     </w:p>
     <w:p>
@@ -1163,11 +1320,23 @@
         <w:rPr>
           <w:sz w:val="20"/>
         </w:rPr>
-        <w:t>The prospectus discloses prior business relationships for Geely SII and SAIC Motor SII on page 191 of tier2/pre_ipo_investment, stating the acquaintance arose from 'discussions on business cooperations' and referencing strategic cooperation agreements. This disclosure addresses the requirement under para 19 of the Guide. No acting-in-concert arrangements are disclosed.</w:t>
+        <w:t>The prospectus discloses prior business relationships for SIIs Geely and SAIC Motor, and a past employment relationship for the manager of Pathfinder SII Northern Light. However, it fails to provide the detailed disclosure of mitigating factors (timing, operational involvement, commercial terms) required by para 19 of the Guide to substantiate their independence.</w:t>
       </w:r>
     </w:p>
     <w:p>
       <w:pPr>
+        <w:ind w:left="360"/>
+      </w:pPr>
+      <w:r>
+        <w:rPr>
+          <w:b/>
+          <w:sz w:val="20"/>
+        </w:rPr>
+        <w:t>Finding 1: Disclosure [High / Insufficient]</w:t>
+      </w:r>
+    </w:p>
+    <w:p>
+      <w:pPr>
         <w:spacing w:before="0" w:after="0"/>
         <w:ind w:left="360"/>
       </w:pPr>
@@ -1176,13 +1345,13 @@
           <w:b/>
           <w:sz w:val="20"/>
         </w:rPr>
-        <w:t xml:space="preserve">Source: </w:t>
-      </w:r>
-      <w:r>
-        <w:rPr>
-          <w:sz w:val="20"/>
-        </w:rPr>
-        <w:t>tier2/pre_ipo_investment</w:t>
+        <w:t xml:space="preserve">Explanation: </w:t>
+      </w:r>
+      <w:r>
+        <w:rPr>
+          <w:sz w:val="20"/>
+        </w:rPr>
+        <w:t>Per para 19 of the Guide, prior business relationships require disclosure of mitigating factors. For Geely and SAIC Motor SIIs, tier2/pre_ipo_investment page 191 states acquaintance was through 'discussions on business cooperations' and mentions cooperation agreements. However, it does not sufficiently detail the timing, duration, nature of operational involvement, or commercial terms of these relationships to allow an assessment of their impact on independence.</w:t>
       </w:r>
     </w:p>
     <w:p>
@@ -1195,13 +1364,13 @@
           <w:b/>
           <w:sz w:val="20"/>
         </w:rPr>
-        <w:t xml:space="preserve">Page: </w:t>
-      </w:r>
-      <w:r>
-        <w:rPr>
-          <w:sz w:val="20"/>
-        </w:rPr>
-        <w:t>191</w:t>
+        <w:t xml:space="preserve">Recommendation: </w:t>
+      </w:r>
+      <w:r>
+        <w:rPr>
+          <w:sz w:val="20"/>
+        </w:rPr>
+        <w:t>For Geely SII and SAIC Motor SII, disclose the specific timing, duration, operational involvement, and commercial terms of the business relationships to demonstrate that independence is not compromised.</w:t>
       </w:r>
     </w:p>
     <w:p>
@@ -1214,17 +1383,55 @@
           <w:b/>
           <w:sz w:val="20"/>
         </w:rPr>
-        <w:t xml:space="preserve">Anchor: </w:t>
-      </w:r>
-      <w:r>
-        <w:rPr>
-          <w:sz w:val="20"/>
-        </w:rPr>
-        <w:t>acquainted with Geely SII through discussions on business cooperations.</w:t>
+        <w:t xml:space="preserve">Source: </w:t>
+      </w:r>
+      <w:r>
+        <w:rPr>
+          <w:sz w:val="20"/>
+        </w:rPr>
+        <w:t>tier2/pre_ipo_investment</w:t>
       </w:r>
     </w:p>
     <w:p>
       <w:pPr>
+        <w:spacing w:before="0" w:after="0"/>
+        <w:ind w:left="360"/>
+      </w:pPr>
+      <w:r>
+        <w:rPr>
+          <w:b/>
+          <w:sz w:val="20"/>
+        </w:rPr>
+        <w:t xml:space="preserve">Page: </w:t>
+      </w:r>
+      <w:r>
+        <w:rPr>
+          <w:sz w:val="20"/>
+        </w:rPr>
+        <w:t>191</w:t>
+      </w:r>
+    </w:p>
+    <w:p>
+      <w:pPr>
+        <w:spacing w:before="0" w:after="0"/>
+        <w:ind w:left="360"/>
+      </w:pPr>
+      <w:r>
+        <w:rPr>
+          <w:b/>
+          <w:sz w:val="20"/>
+        </w:rPr>
+        <w:t xml:space="preserve">Anchor: </w:t>
+      </w:r>
+      <w:r>
+        <w:rPr>
+          <w:sz w:val="20"/>
+        </w:rPr>
+        <w:t>acquainted with Geely SII through discussions on business cooperations.</w:t>
+      </w:r>
+    </w:p>
+    <w:p>
+      <w:pPr>
         <w:spacing w:before="120"/>
       </w:pPr>
       <w:r>
@@ -1264,7 +1471,7 @@
         <w:rPr>
           <w:sz w:val="20"/>
         </w:rPr>
-        <w:t>The prospectus discloses that a non-executive Director, Dr. YANG Lei, was a partner at Northern Light Venture Capital, the manager of a Pathfinder SII. This triggers the board representation rule. However, the disclosure does not explicitly state that the SII is not a close associate of the director, which is a required element under footnote 8 of the Guide.</w:t>
+        <w:t>A non-executive Director, Dr. Yang, was a partner at the manager of a Pathfinder SII (Northern Light). This constitutes a form of board representation or close link. The prospectus fails to disclose whether Northern Light has or had a right to nominate a director and does not state whether the SII is a close associate of the director, as required by footnote 8 of the Guide.</w:t>
       </w:r>
     </w:p>
     <w:p>
@@ -1295,7 +1502,7 @@
         <w:rPr>
           <w:sz w:val="20"/>
         </w:rPr>
-        <w:t>Footnote 8 of the Guide allows an SII to have a board representative and still be considered independent, provided they are not a close associate of the director. Tier2/pre_ipo_investment, page 186, discloses that Dr. YANG Lei, a non-executive Director, was a partner at Northern Light Venture Capital (manager of a Pathfinder SII) until October 2021. While the relationship is disclosed, the prospectus fails to explicitly state that the Northern Light SIIs are not a close associate of Dr. YANG Lei, which is a necessary confirmation to satisfy the independence requirement under this rule.</w:t>
+        <w:t>Footnote 8 of the Guide allows an SII to have a board seat if they are not a close associate of the director. Dr. Yang, a non-executive Director, has a past connection with Pathfinder SII Northern Light's manager. The prospectus (tier2/pre_ipo_investment, page 186) does not disclose whether Northern Light has or had any board nomination rights, nor does it state whether the SII is a close associate of Dr. Yang. This information is required to assess independence in this context.</w:t>
       </w:r>
     </w:p>
     <w:p>
@@ -1314,7 +1521,7 @@
         <w:rPr>
           <w:sz w:val="20"/>
         </w:rPr>
-        <w:t>Amend the disclosure to explicitly state that the Northern Light SIIs are not a close associate of Dr. YANG Lei and provide the basis for this conclusion.</w:t>
+        <w:t>Disclose whether Northern Light SIIs (or their manager) have or had any right to nominate a director. State and explain the basis for the conclusion that the SII is not a close associate of Dr. Yang.</w:t>
       </w:r>
     </w:p>
     <w:p>
@@ -1371,7 +1578,7 @@
         <w:rPr>
           <w:sz w:val="20"/>
         </w:rPr>
-        <w:t>Dr. YANG Lei, our non-executive Director, was a partner</w:t>
+        <w:t>Dr. YANG Lei, our non-executive Director, was a partner at Northern Light Venture Capital</w:t>
       </w:r>
     </w:p>
     <w:p/>
@@ -1424,7 +1631,7 @@
         <w:rPr>
           <w:sz w:val="20"/>
         </w:rPr>
-        <w:t>The prospectus provides a distinct sophistication analysis for each of the nine SIIs in tier2/pre_ipo_investment on pages 186-191. Each analysis identifies the SII by its full legal name and states the basis under para 21 of the Guide upon which its sophistication is claimed, satisfying the general requirement of para 20.</w:t>
+        <w:t>The prospectus provides a distinct sophistication analysis for each of the nine SIIs, as detailed in tier2/pre_ipo_investment on pages 186-191. Each analysis identifies the specific basis under para 21 of the Guide being relied upon (e.g., AUM, diverse portfolio, tech focus, or key market participant). This satisfies the general requirement of para 20.</w:t>
       </w:r>
     </w:p>
     <w:p>
@@ -1481,7 +1688,7 @@
         <w:rPr>
           <w:sz w:val="20"/>
         </w:rPr>
-        <w:t>Set out below is a description of our Sophisticated</w:t>
+        <w:t>Set out below is a description of our Sophisticated Independent Investors</w:t>
       </w:r>
     </w:p>
     <w:p>
@@ -1504,9 +1711,9 @@
       <w:r>
         <w:rPr>
           <w:b/>
-          <w:color w:val="E67E00"/>
-        </w:rPr>
-        <w:t>[has_issues]</w:t>
+          <w:color w:val="1A7A3C"/>
+        </w:rPr>
+        <w:t>[clear]</w:t>
       </w:r>
     </w:p>
     <w:p>
@@ -1525,11 +1732,12 @@
         <w:rPr>
           <w:sz w:val="20"/>
         </w:rPr>
-        <w:t>The prospectus claims sophistication for several SIIs under the para 21(i) AUM basis. While most meet the HK$15bn threshold, SummitView Capital's AUM as of its first reference date (HK$13.2bn) falls short. Although it meets the threshold on the second reference date and also qualifies under the tech-focus basis (B4), the initial threshold failure is a notable issue.</w:t>
+        <w:t>This rule is triggered for Northern Light SIIs, BOCGI SII, and Future Industry Fund. For Northern Light, the manager's AUM is disclosed as HK$17.69bn and HK$31.19bn at the two reference dates, both exceeding the HK$15bn threshold (PARAM_B2_AUM_MIN). For BOCGI, AUM is HK$118.7bn and HK$124.92bn, exceeding the threshold. For Future Industry Fund, the manager's AUM is RMB59bn and RMB57.6bn, both exceeding the threshold. The disclosures satisfy para 21(i).</w:t>
       </w:r>
     </w:p>
     <w:p>
       <w:pPr>
+        <w:spacing w:before="0" w:after="0"/>
         <w:ind w:left="360"/>
       </w:pPr>
       <w:r>
@@ -1537,7 +1745,13 @@
           <w:b/>
           <w:sz w:val="20"/>
         </w:rPr>
-        <w:t>Finding 1: Threshold [Critical / Insufficient]</w:t>
+        <w:t xml:space="preserve">Source: </w:t>
+      </w:r>
+      <w:r>
+        <w:rPr>
+          <w:sz w:val="20"/>
+        </w:rPr>
+        <w:t>tier2/pre_ipo_investment</w:t>
       </w:r>
     </w:p>
     <w:p>
@@ -1550,13 +1764,13 @@
           <w:b/>
           <w:sz w:val="20"/>
         </w:rPr>
-        <w:t xml:space="preserve">Explanation: </w:t>
-      </w:r>
-      <w:r>
-        <w:rPr>
-          <w:sz w:val="20"/>
-        </w:rPr>
-        <w:t>SummitView SIIs' sophistication is claimed partly under the para 21(i) AUM basis. The disclosed AUM as of December 31, 2020 was approximately HK$13.2 billion (tier2/pre_ipo_investment, page 189). This figure is below the PARAM_B2_AUM_MIN threshold of HK$15 billion. While the AUM for the second reference date (HK$23.3bn) and its qualification under the para 21(iii) tech-focus basis (Rule B4) provide alternative grounds, the failure to meet the para 21(i) threshold on the first reference date is a compliance gap for that specific limb of the claim.</w:t>
+        <w:t xml:space="preserve">Page: </w:t>
+      </w:r>
+      <w:r>
+        <w:rPr>
+          <w:sz w:val="20"/>
+        </w:rPr>
+        <w:t>186</w:t>
       </w:r>
     </w:p>
     <w:p>
@@ -1569,17 +1783,42 @@
           <w:b/>
           <w:sz w:val="20"/>
         </w:rPr>
-        <w:t xml:space="preserve">Recommendation: </w:t>
-      </w:r>
-      <w:r>
-        <w:rPr>
-          <w:sz w:val="20"/>
-        </w:rPr>
-        <w:t>Clarify that sophistication for SummitView SIIs as of the first reference date is based on para 21(iii) (tech-focus) rather than para 21(i) (general AUM), or provide an alternative justification under para 24.</w:t>
+        <w:t xml:space="preserve">Anchor: </w:t>
+      </w:r>
+      <w:r>
+        <w:rPr>
+          <w:sz w:val="20"/>
+        </w:rPr>
+        <w:t>AUM of Northern Light Venture Capital was approximately HK$17.69 billion</w:t>
       </w:r>
     </w:p>
     <w:p>
       <w:pPr>
+        <w:spacing w:before="120"/>
+      </w:pPr>
+      <w:r>
+        <w:rPr>
+          <w:b/>
+          <w:sz w:val="22"/>
+        </w:rPr>
+        <w:t>Rule B3</w:t>
+      </w:r>
+      <w:r>
+        <w:t xml:space="preserve"> — Corporate Portfolio Threshold</w:t>
+      </w:r>
+      <w:r>
+        <w:t xml:space="preserve">   </w:t>
+      </w:r>
+      <w:r>
+        <w:rPr>
+          <w:b/>
+          <w:color w:val="E67E00"/>
+        </w:rPr>
+        <w:t>[has_issues]</w:t>
+      </w:r>
+    </w:p>
+    <w:p>
+      <w:pPr>
         <w:spacing w:before="0" w:after="0"/>
         <w:ind w:left="360"/>
       </w:pPr>
@@ -1588,17 +1827,29 @@
           <w:b/>
           <w:sz w:val="20"/>
         </w:rPr>
-        <w:t xml:space="preserve">Source: </w:t>
-      </w:r>
-      <w:r>
-        <w:rPr>
-          <w:sz w:val="20"/>
-        </w:rPr>
-        <w:t>tier2/pre_ipo_investment</w:t>
+        <w:t xml:space="preserve">Analysis: </w:t>
+      </w:r>
+      <w:r>
+        <w:rPr>
+          <w:sz w:val="20"/>
+        </w:rPr>
+        <w:t>This rule is triggered for Xiaomi SII and Tencent SII. While both disclose portfolio sizes well in excess of the HK$15bn threshold (PARAM_B3_PORT_MIN), the prospectus merely asserts the portfolios are 'diverse' without providing any description of their breadth to substantiate this claim, as required by para 21(ii).</w:t>
       </w:r>
     </w:p>
     <w:p>
       <w:pPr>
+        <w:ind w:left="360"/>
+      </w:pPr>
+      <w:r>
+        <w:rPr>
+          <w:b/>
+          <w:sz w:val="20"/>
+        </w:rPr>
+        <w:t>Finding 1: Reasoning [Critical / Insufficient]</w:t>
+      </w:r>
+    </w:p>
+    <w:p>
+      <w:pPr>
         <w:spacing w:before="0" w:after="0"/>
         <w:ind w:left="360"/>
       </w:pPr>
@@ -1607,13 +1858,13 @@
           <w:b/>
           <w:sz w:val="20"/>
         </w:rPr>
-        <w:t xml:space="preserve">Page: </w:t>
-      </w:r>
-      <w:r>
-        <w:rPr>
-          <w:sz w:val="20"/>
-        </w:rPr>
-        <w:t>189</w:t>
+        <w:t xml:space="preserve">Explanation: </w:t>
+      </w:r>
+      <w:r>
+        <w:rPr>
+          <w:sz w:val="20"/>
+        </w:rPr>
+        <w:t>For both Xiaomi SII (page 189) and Tencent SII (page 189), the prospectus claims they have a 'diverse investment portfolio' but provides no details on the composition, sector allocation, or number of holdings to substantiate the claim of diversity. Per para 21(ii), a portfolio concentrated in a single company or sector is not considered diverse. The assertion of diversity without a descriptive basis is insufficient.</w:t>
       </w:r>
     </w:p>
     <w:p>
@@ -1626,17 +1877,74 @@
           <w:b/>
           <w:sz w:val="20"/>
         </w:rPr>
-        <w:t xml:space="preserve">Anchor: </w:t>
-      </w:r>
-      <w:r>
-        <w:rPr>
-          <w:sz w:val="20"/>
-        </w:rPr>
-        <w:t>The AUM of SummitView Capital (M&amp;A) was approximately HK$13.2</w:t>
+        <w:t xml:space="preserve">Recommendation: </w:t>
+      </w:r>
+      <w:r>
+        <w:rPr>
+          <w:sz w:val="20"/>
+        </w:rPr>
+        <w:t>For both Xiaomi SII and Tencent SII, provide a brief description of their investment portfolios that explains in what sense they are 'diverse' (e.g., number of portfolio companies, range of sectors invested in).</w:t>
       </w:r>
     </w:p>
     <w:p>
       <w:pPr>
+        <w:spacing w:before="0" w:after="0"/>
+        <w:ind w:left="360"/>
+      </w:pPr>
+      <w:r>
+        <w:rPr>
+          <w:b/>
+          <w:sz w:val="20"/>
+        </w:rPr>
+        <w:t xml:space="preserve">Source: </w:t>
+      </w:r>
+      <w:r>
+        <w:rPr>
+          <w:sz w:val="20"/>
+        </w:rPr>
+        <w:t>tier2/pre_ipo_investment</w:t>
+      </w:r>
+    </w:p>
+    <w:p>
+      <w:pPr>
+        <w:spacing w:before="0" w:after="0"/>
+        <w:ind w:left="360"/>
+      </w:pPr>
+      <w:r>
+        <w:rPr>
+          <w:b/>
+          <w:sz w:val="20"/>
+        </w:rPr>
+        <w:t xml:space="preserve">Page: </w:t>
+      </w:r>
+      <w:r>
+        <w:rPr>
+          <w:sz w:val="20"/>
+        </w:rPr>
+        <w:t>189</w:t>
+      </w:r>
+    </w:p>
+    <w:p>
+      <w:pPr>
+        <w:spacing w:before="0" w:after="0"/>
+        <w:ind w:left="360"/>
+      </w:pPr>
+      <w:r>
+        <w:rPr>
+          <w:b/>
+          <w:sz w:val="20"/>
+        </w:rPr>
+        <w:t xml:space="preserve">Anchor: </w:t>
+      </w:r>
+      <w:r>
+        <w:rPr>
+          <w:sz w:val="20"/>
+        </w:rPr>
+        <w:t>Xiaomi Corporation has a diverse investment portfolio of approximately RMB74.5 billion</w:t>
+      </w:r>
+    </w:p>
+    <w:p>
+      <w:pPr>
         <w:spacing w:before="120"/>
       </w:pPr>
       <w:r>
@@ -1644,10 +1952,161 @@
           <w:b/>
           <w:sz w:val="22"/>
         </w:rPr>
-        <w:t>Rule B3</w:t>
-      </w:r>
-      <w:r>
-        <w:t xml:space="preserve"> — Corporate Portfolio Threshold</w:t>
+        <w:t>Rule B4</w:t>
+      </w:r>
+      <w:r>
+        <w:t xml:space="preserve"> — Specialist Technology Focus Threshold</w:t>
+      </w:r>
+      <w:r>
+        <w:t xml:space="preserve">   </w:t>
+      </w:r>
+      <w:r>
+        <w:rPr>
+          <w:b/>
+          <w:color w:val="E67E00"/>
+        </w:rPr>
+        <w:t>[has_issues]</w:t>
+      </w:r>
+    </w:p>
+    <w:p>
+      <w:pPr>
+        <w:spacing w:before="0" w:after="0"/>
+        <w:ind w:left="360"/>
+      </w:pPr>
+      <w:r>
+        <w:rPr>
+          <w:b/>
+          <w:sz w:val="20"/>
+        </w:rPr>
+        <w:t xml:space="preserve">Analysis: </w:t>
+      </w:r>
+      <w:r>
+        <w:rPr>
+          <w:sz w:val="20"/>
+        </w:rPr>
+        <w:t>This rule is triggered for Oceanpine SIIs and SummitView SIIs. For Oceanpine, the disclosure appears adequate. For SummitView, the disclosure for the first reference date states AUM was HK$13.2bn 'with more than HK$5 billion in Specialist Technology Companies'. This meets the HK$5bn threshold (PARAM_B4_TECH_MIN) but fails to substantiate that the value is 'primarily derived' from such investments, as required by para 21(iii).</w:t>
+      </w:r>
+    </w:p>
+    <w:p>
+      <w:pPr>
+        <w:ind w:left="360"/>
+      </w:pPr>
+      <w:r>
+        <w:rPr>
+          <w:b/>
+          <w:sz w:val="20"/>
+        </w:rPr>
+        <w:t>Finding 1: Reasoning [Critical / Insufficient]</w:t>
+      </w:r>
+    </w:p>
+    <w:p>
+      <w:pPr>
+        <w:spacing w:before="0" w:after="0"/>
+        <w:ind w:left="360"/>
+      </w:pPr>
+      <w:r>
+        <w:rPr>
+          <w:b/>
+          <w:sz w:val="20"/>
+        </w:rPr>
+        <w:t xml:space="preserve">Explanation: </w:t>
+      </w:r>
+      <w:r>
+        <w:rPr>
+          <w:sz w:val="20"/>
+        </w:rPr>
+        <w:t>For SummitView SIIs, the disclosure for the first reference date (Dec 31, 2020) states AUM of HK$13.2bn with 'more than HK$5 billion' in Specialist Technology. While this meets the HK$5bn monetary threshold, it does not demonstrate that the portfolio's value is 'primarily derived' (i.e., &gt;50%) from such investments, as HK$5bn is less than 50% of HK$13.2bn. This is insufficient to satisfy para 21(iii).</w:t>
+      </w:r>
+    </w:p>
+    <w:p>
+      <w:pPr>
+        <w:spacing w:before="0" w:after="0"/>
+        <w:ind w:left="360"/>
+      </w:pPr>
+      <w:r>
+        <w:rPr>
+          <w:b/>
+          <w:sz w:val="20"/>
+        </w:rPr>
+        <w:t xml:space="preserve">Recommendation: </w:t>
+      </w:r>
+      <w:r>
+        <w:rPr>
+          <w:sz w:val="20"/>
+        </w:rPr>
+        <w:t>For SummitView SIIs, clarify the proportion of the portfolio derived from Specialist Technology investments as of the first reference date to demonstrate that it constitutes the majority of the portfolio's value.</w:t>
+      </w:r>
+    </w:p>
+    <w:p>
+      <w:pPr>
+        <w:spacing w:before="0" w:after="0"/>
+        <w:ind w:left="360"/>
+      </w:pPr>
+      <w:r>
+        <w:rPr>
+          <w:b/>
+          <w:sz w:val="20"/>
+        </w:rPr>
+        <w:t xml:space="preserve">Source: </w:t>
+      </w:r>
+      <w:r>
+        <w:rPr>
+          <w:sz w:val="20"/>
+        </w:rPr>
+        <w:t>tier2/pre_ipo_investment</w:t>
+      </w:r>
+    </w:p>
+    <w:p>
+      <w:pPr>
+        <w:spacing w:before="0" w:after="0"/>
+        <w:ind w:left="360"/>
+      </w:pPr>
+      <w:r>
+        <w:rPr>
+          <w:b/>
+          <w:sz w:val="20"/>
+        </w:rPr>
+        <w:t xml:space="preserve">Page: </w:t>
+      </w:r>
+      <w:r>
+        <w:rPr>
+          <w:sz w:val="20"/>
+        </w:rPr>
+        <w:t>189</w:t>
+      </w:r>
+    </w:p>
+    <w:p>
+      <w:pPr>
+        <w:spacing w:before="0" w:after="0"/>
+        <w:ind w:left="360"/>
+      </w:pPr>
+      <w:r>
+        <w:rPr>
+          <w:b/>
+          <w:sz w:val="20"/>
+        </w:rPr>
+        <w:t xml:space="preserve">Anchor: </w:t>
+      </w:r>
+      <w:r>
+        <w:rPr>
+          <w:sz w:val="20"/>
+        </w:rPr>
+        <w:t>AUM of SummitView Capital (M&amp;A) was approximately HK$13.2 billion as of 31 December 2020(1) with more than HK$5 billion</w:t>
+      </w:r>
+    </w:p>
+    <w:p>
+      <w:pPr>
+        <w:spacing w:before="120"/>
+      </w:pPr>
+      <w:r>
+        <w:rPr>
+          <w:b/>
+          <w:sz w:val="22"/>
+        </w:rPr>
+        <w:t>Rule B5</w:t>
+      </w:r>
+      <w:r>
+        <w:t xml:space="preserve"> — Key Market Participant</w:t>
       </w:r>
       <w:r>
         <w:t xml:space="preserve">   </w:t>
@@ -1676,7 +2135,7 @@
         <w:rPr>
           <w:sz w:val="20"/>
         </w:rPr>
-        <w:t>The prospectus claims sophistication for Xiaomi SII and Tencent SII under the para 21(ii) diverse portfolio basis. Disclosed portfolio sizes (Xiaomi: RMB74.5bn; Tencent: RMB878.7bn) as of their respective first reference dates (tier2/pre_ipo_investment, page 189) are substantially above the PARAM_B3_PORT_MIN of HK$15bn. The description of their businesses implies portfolio diversity.</w:t>
+        <w:t>This rule is triggered for Geely SII and SAIC Motor SII. The prospectus (tier2/pre_ipo_investment, page 191) identifies both as 'key participant[s] in the downstream automotive industry in terms of sales volume' and cites Frost &amp; Sullivan as the source of independent market data, satisfying the requirements of para 21(iv).</w:t>
       </w:r>
     </w:p>
     <w:p>
@@ -1714,7 +2173,7 @@
         <w:rPr>
           <w:sz w:val="20"/>
         </w:rPr>
-        <w:t>189</w:t>
+        <w:t>191</w:t>
       </w:r>
     </w:p>
     <w:p>
@@ -1733,7 +2192,7 @@
         <w:rPr>
           <w:sz w:val="20"/>
         </w:rPr>
-        <w:t>Xiaomi Corporation has a diverse investment portfolio of approximately</w:t>
+        <w:t>Geely Automobile Holdings Limited is a key participant in the downstream automotive industry</w:t>
       </w:r>
     </w:p>
     <w:p>
@@ -1745,10 +2204,10 @@
           <w:b/>
           <w:sz w:val="22"/>
         </w:rPr>
-        <w:t>Rule B4</w:t>
-      </w:r>
-      <w:r>
-        <w:t xml:space="preserve"> — Specialist Technology Focus Threshold</w:t>
+        <w:t>Rule B6</w:t>
+      </w:r>
+      <w:r>
+        <w:t xml:space="preserve"> — Investment Portfolio Definition (Consolidated Subsidiaries)</w:t>
       </w:r>
       <w:r>
         <w:t xml:space="preserve">   </w:t>
@@ -1777,7 +2236,7 @@
         <w:rPr>
           <w:sz w:val="20"/>
         </w:rPr>
-        <w:t>Oceanpine SIIs' sophistication is claimed under the para 21(iii) tech-focused basis. The disclosure states its AUM is 'derived primarily from' Specialist Technology investments but does not provide a specific percentage or proportion to substantiate this claim, as required to demonstrate the 'primarily derived' element.</w:t>
+        <w:t>This rule applies to Xiaomi SII and Tencent SII, which rely on the corporate portfolio basis for sophistication. The prospectus fails to explicitly state that consolidated subsidiaries are excluded from the portfolio value calculation, as required by para 22 of the Guide.</w:t>
       </w:r>
     </w:p>
     <w:p>
@@ -1789,7 +2248,7 @@
           <w:b/>
           <w:sz w:val="20"/>
         </w:rPr>
-        <w:t>Finding 1: Language [Critical / Insufficient]</w:t>
+        <w:t>Finding 1: Disclosure [Medium / Absent]</w:t>
       </w:r>
     </w:p>
     <w:p>
@@ -1808,7 +2267,7 @@
         <w:rPr>
           <w:sz w:val="20"/>
         </w:rPr>
-        <w:t>For Oceanpine SIIs, the prospectus (tier2/pre_ipo_investment, page 187) claims sophistication under para 21(iii) and states its AUM is 'derived primarily from the valuation of their investments in Specialist Technology Companies'. However, it does not provide a specific percentage or proportion to substantiate the 'primarily derived' claim. A bare assertion is insufficient to demonstrate compliance with the rule.</w:t>
+        <w:t>For Xiaomi SII and Tencent SII, which rely on the diverse investment portfolio basis under para 21(ii), the prospectus (tier2/pre_ipo_investment, page 189) does not explicitly confirm that the value of consolidated subsidiaries has been excluded from the portfolio calculation, as required by para 22 of the Guide.</w:t>
       </w:r>
     </w:p>
     <w:p>
@@ -1827,7 +2286,7 @@
         <w:rPr>
           <w:sz w:val="20"/>
         </w:rPr>
-        <w:t>Disclose the specific percentage of Oceanpine's AUM that is derived from Specialist Technology investments to substantiate that it meets the 'primarily derived' requirement of para 21(iii).</w:t>
+        <w:t>For both Xiaomi SII and Tencent SII, add a statement confirming that the disclosed investment portfolio values exclude any consolidated subsidiaries.</w:t>
       </w:r>
     </w:p>
     <w:p>
@@ -1865,7 +2324,7 @@
         <w:rPr>
           <w:sz w:val="20"/>
         </w:rPr>
-        <w:t>187</w:t>
+        <w:t>189</w:t>
       </w:r>
     </w:p>
     <w:p>
@@ -1884,7 +2343,7 @@
         <w:rPr>
           <w:sz w:val="20"/>
         </w:rPr>
-        <w:t>derived primarily from the valuation of their investments in</w:t>
+        <w:t>has a diverse investment portfolio of approximately</w:t>
       </w:r>
     </w:p>
     <w:p>
@@ -1896,10 +2355,10 @@
           <w:b/>
           <w:sz w:val="22"/>
         </w:rPr>
-        <w:t>Rule B5</w:t>
-      </w:r>
-      <w:r>
-        <w:t xml:space="preserve"> — Key Market Participant</w:t>
+        <w:t>Rule B7</w:t>
+      </w:r>
+      <w:r>
+        <w:t xml:space="preserve"> — Parent Entity or Fund Manager Qualification</w:t>
       </w:r>
       <w:r>
         <w:t xml:space="preserve">   </w:t>
@@ -1928,7 +2387,7 @@
         <w:rPr>
           <w:sz w:val="20"/>
         </w:rPr>
-        <w:t>The prospectus claims sophistication for Geely SII and SAIC Motor SII under the para 21(iv) key market participant basis. Page 191 of tier2/pre_ipo_investment describes them as key participants in the downstream automotive industry and substantiates this with a reference to a Frost &amp; Sullivan report on sales volume, which constitutes independent market data as required by the rule.</w:t>
+        <w:t>Several SIIs rely on this rule. Northern Light, Oceanpine, SummitView, and Future Industry Fund rely on their fund manager's AUM. Xiaomi and Tencent rely on their listed parent's portfolio. Geely and SAIC Motor rely on their parent/group company's market position. In each case, the parent/manager is identified and its qualifying data is disclosed, satisfying para 23 of the Guide.</w:t>
       </w:r>
     </w:p>
     <w:p>
@@ -1966,7 +2425,7 @@
         <w:rPr>
           <w:sz w:val="20"/>
         </w:rPr>
-        <w:t>191</w:t>
+        <w:t>186</w:t>
       </w:r>
     </w:p>
     <w:p>
@@ -1985,7 +2444,7 @@
         <w:rPr>
           <w:sz w:val="20"/>
         </w:rPr>
-        <w:t>is a key participant in the downstream automotive industry</w:t>
+        <w:t>is ultimately managed by Northern Light Venture Capital as the general partner</w:t>
       </w:r>
     </w:p>
     <w:p>
@@ -1997,10 +2456,10 @@
           <w:b/>
           <w:sz w:val="22"/>
         </w:rPr>
-        <w:t>Rule B6</w:t>
-      </w:r>
-      <w:r>
-        <w:t xml:space="preserve"> — Investment Portfolio Definition (Consolidated Subsidiaries)</w:t>
+        <w:t>Rule B8</w:t>
+      </w:r>
+      <w:r>
+        <w:t xml:space="preserve"> — HKEX Case-by-Case Acceptance</w:t>
       </w:r>
       <w:r>
         <w:t xml:space="preserve">   </w:t>
@@ -2008,9 +2467,9 @@
       <w:r>
         <w:rPr>
           <w:b/>
-          <w:color w:val="E67E00"/>
-        </w:rPr>
-        <w:t>[has_issues]</w:t>
+          <w:color w:val="606060"/>
+        </w:rPr>
+        <w:t>[not_applicable]</w:t>
       </w:r>
     </w:p>
     <w:p>
@@ -2029,11 +2488,12 @@
         <w:rPr>
           <w:sz w:val="20"/>
         </w:rPr>
-        <w:t>For SIIs qualifying on a portfolio basis (Xiaomi, Tencent), the prospectus does not explicitly state that consolidated subsidiaries are excluded from the portfolio calculation, as required by para 22 of the Guide. This is a minor disclosure omission.</w:t>
+        <w:t>This rule is not triggered as all nine SIIs claim sophistication under one of the specific examples in para 21 of the Guide, as detailed in tier2/pre_ipo_investment, pages 186-191. No alternative justification under para 24 is presented.</w:t>
       </w:r>
     </w:p>
     <w:p>
       <w:pPr>
+        <w:spacing w:before="0" w:after="0"/>
         <w:ind w:left="360"/>
       </w:pPr>
       <w:r>
@@ -2041,7 +2501,13 @@
           <w:b/>
           <w:sz w:val="20"/>
         </w:rPr>
-        <w:t>Finding 1: Disclosure [Medium / Absent]</w:t>
+        <w:t xml:space="preserve">Source: </w:t>
+      </w:r>
+      <w:r>
+        <w:rPr>
+          <w:sz w:val="20"/>
+        </w:rPr>
+        <w:t>tier2/pre_ipo_investment</w:t>
       </w:r>
     </w:p>
     <w:p>
@@ -2054,291 +2520,13 @@
           <w:b/>
           <w:sz w:val="20"/>
         </w:rPr>
-        <w:t xml:space="preserve">Explanation: </w:t>
-      </w:r>
-      <w:r>
-        <w:rPr>
-          <w:sz w:val="20"/>
-        </w:rPr>
-        <w:t>For SIIs whose sophistication is based on portfolio size under para 21(ii) or 21(iii) (e.g., Xiaomi SII, Tencent SII), para 22 of the Guide requires confirmation that consolidated subsidiaries are excluded from the portfolio calculation. The disclosures on page 189 of tier2/pre_ipo_investment do not contain this explicit confirmation.</w:t>
-      </w:r>
-    </w:p>
-    <w:p>
-      <w:pPr>
-        <w:spacing w:before="0" w:after="0"/>
-        <w:ind w:left="360"/>
-      </w:pPr>
-      <w:r>
-        <w:rPr>
-          <w:b/>
-          <w:sz w:val="20"/>
-        </w:rPr>
-        <w:t xml:space="preserve">Recommendation: </w:t>
-      </w:r>
-      <w:r>
-        <w:rPr>
-          <w:sz w:val="20"/>
-        </w:rPr>
-        <w:t>For each SII qualifying on a portfolio basis, add a statement confirming that the value of consolidated subsidiaries has been excluded from the disclosed investment portfolio size.</w:t>
-      </w:r>
-    </w:p>
-    <w:p>
-      <w:pPr>
-        <w:spacing w:before="0" w:after="0"/>
-        <w:ind w:left="360"/>
-      </w:pPr>
-      <w:r>
-        <w:rPr>
-          <w:b/>
-          <w:sz w:val="20"/>
-        </w:rPr>
-        <w:t xml:space="preserve">Source: </w:t>
-      </w:r>
-      <w:r>
-        <w:rPr>
-          <w:sz w:val="20"/>
-        </w:rPr>
-        <w:t>tier2/pre_ipo_investment</w:t>
-      </w:r>
-    </w:p>
-    <w:p>
-      <w:pPr>
-        <w:spacing w:before="0" w:after="0"/>
-        <w:ind w:left="360"/>
-      </w:pPr>
-      <w:r>
-        <w:rPr>
-          <w:b/>
-          <w:sz w:val="20"/>
-        </w:rPr>
         <w:t xml:space="preserve">Page: </w:t>
       </w:r>
       <w:r>
         <w:rPr>
           <w:sz w:val="20"/>
         </w:rPr>
-        <w:t>189</w:t>
-      </w:r>
-    </w:p>
-    <w:p>
-      <w:pPr>
-        <w:spacing w:before="0" w:after="0"/>
-        <w:ind w:left="360"/>
-      </w:pPr>
-      <w:r>
-        <w:rPr>
-          <w:b/>
-          <w:sz w:val="20"/>
-        </w:rPr>
-        <w:t xml:space="preserve">Anchor: </w:t>
-      </w:r>
-      <w:r>
-        <w:rPr>
-          <w:sz w:val="20"/>
-        </w:rPr>
-        <w:t>has a diverse investment portfolio of approximately RMB74.5 billion</w:t>
-      </w:r>
-    </w:p>
-    <w:p>
-      <w:pPr>
-        <w:spacing w:before="120"/>
-      </w:pPr>
-      <w:r>
-        <w:rPr>
-          <w:b/>
-          <w:sz w:val="22"/>
-        </w:rPr>
-        <w:t>Rule B7</w:t>
-      </w:r>
-      <w:r>
-        <w:t xml:space="preserve"> — Parent Entity or Fund Manager Qualification</w:t>
-      </w:r>
-      <w:r>
-        <w:t xml:space="preserve">   </w:t>
-      </w:r>
-      <w:r>
-        <w:rPr>
-          <w:b/>
-          <w:color w:val="1A7A3C"/>
-        </w:rPr>
-        <w:t>[clear]</w:t>
-      </w:r>
-    </w:p>
-    <w:p>
-      <w:pPr>
-        <w:spacing w:before="0" w:after="0"/>
-        <w:ind w:left="360"/>
-      </w:pPr>
-      <w:r>
-        <w:rPr>
-          <w:b/>
-          <w:sz w:val="20"/>
-        </w:rPr>
-        <w:t xml:space="preserve">Analysis: </w:t>
-      </w:r>
-      <w:r>
-        <w:rPr>
-          <w:sz w:val="20"/>
-        </w:rPr>
-        <w:t>Several SIIs rely on a parent or manager's qualification under para 23 of the Guide (e.g., Northern Light SIIs/Northern Light Venture Capital; Xiaomi SII/Xiaomi Corporation; Tencent SII/Tencent Holdings). In each case, the parent/manager is identified and its qualifying AUM/portfolio figure is disclosed to the same standard as required by rules B2/B3, satisfying the rule.</w:t>
-      </w:r>
-    </w:p>
-    <w:p>
-      <w:pPr>
-        <w:spacing w:before="0" w:after="0"/>
-        <w:ind w:left="360"/>
-      </w:pPr>
-      <w:r>
-        <w:rPr>
-          <w:b/>
-          <w:sz w:val="20"/>
-        </w:rPr>
-        <w:t xml:space="preserve">Source: </w:t>
-      </w:r>
-      <w:r>
-        <w:rPr>
-          <w:sz w:val="20"/>
-        </w:rPr>
-        <w:t>tier2/pre_ipo_investment</w:t>
-      </w:r>
-    </w:p>
-    <w:p>
-      <w:pPr>
-        <w:spacing w:before="0" w:after="0"/>
-        <w:ind w:left="360"/>
-      </w:pPr>
-      <w:r>
-        <w:rPr>
-          <w:b/>
-          <w:sz w:val="20"/>
-        </w:rPr>
-        <w:t xml:space="preserve">Page: </w:t>
-      </w:r>
-      <w:r>
-        <w:rPr>
-          <w:sz w:val="20"/>
-        </w:rPr>
         <w:t>186</w:t>
-      </w:r>
-    </w:p>
-    <w:p>
-      <w:pPr>
-        <w:spacing w:before="0" w:after="0"/>
-        <w:ind w:left="360"/>
-      </w:pPr>
-      <w:r>
-        <w:rPr>
-          <w:b/>
-          <w:sz w:val="20"/>
-        </w:rPr>
-        <w:t xml:space="preserve">Anchor: </w:t>
-      </w:r>
-      <w:r>
-        <w:rPr>
-          <w:sz w:val="20"/>
-        </w:rPr>
-        <w:t>is ultimately managed by Northern Light Venture Capital as</w:t>
-      </w:r>
-    </w:p>
-    <w:p>
-      <w:pPr>
-        <w:spacing w:before="120"/>
-      </w:pPr>
-      <w:r>
-        <w:rPr>
-          <w:b/>
-          <w:sz w:val="22"/>
-        </w:rPr>
-        <w:t>Rule B8</w:t>
-      </w:r>
-      <w:r>
-        <w:t xml:space="preserve"> — HKEX Case-by-Case Acceptance</w:t>
-      </w:r>
-      <w:r>
-        <w:t xml:space="preserve">   </w:t>
-      </w:r>
-      <w:r>
-        <w:rPr>
-          <w:b/>
-          <w:color w:val="606060"/>
-        </w:rPr>
-        <w:t>[not_applicable]</w:t>
-      </w:r>
-    </w:p>
-    <w:p>
-      <w:pPr>
-        <w:spacing w:before="0" w:after="0"/>
-        <w:ind w:left="360"/>
-      </w:pPr>
-      <w:r>
-        <w:rPr>
-          <w:b/>
-          <w:sz w:val="20"/>
-        </w:rPr>
-        <w:t xml:space="preserve">Analysis: </w:t>
-      </w:r>
-      <w:r>
-        <w:rPr>
-          <w:sz w:val="20"/>
-        </w:rPr>
-        <w:t>This rule is not applicable as all nine SIIs claim sophistication under the specific examples provided in para 21 or para 23 of the Guide. No alternative case-by-case justifications are presented.</w:t>
-      </w:r>
-    </w:p>
-    <w:p>
-      <w:pPr>
-        <w:spacing w:before="0" w:after="0"/>
-        <w:ind w:left="360"/>
-      </w:pPr>
-      <w:r>
-        <w:rPr>
-          <w:b/>
-          <w:sz w:val="20"/>
-        </w:rPr>
-        <w:t xml:space="preserve">Source: </w:t>
-      </w:r>
-      <w:r>
-        <w:rPr>
-          <w:sz w:val="20"/>
-        </w:rPr>
-        <w:t>tier2/pre_ipo_investment</w:t>
-      </w:r>
-    </w:p>
-    <w:p>
-      <w:pPr>
-        <w:spacing w:before="0" w:after="0"/>
-        <w:ind w:left="360"/>
-      </w:pPr>
-      <w:r>
-        <w:rPr>
-          <w:b/>
-          <w:sz w:val="20"/>
-        </w:rPr>
-        <w:t xml:space="preserve">Page: </w:t>
-      </w:r>
-      <w:r>
-        <w:rPr>
-          <w:sz w:val="20"/>
-        </w:rPr>
-        <w:t>186</w:t>
-      </w:r>
-    </w:p>
-    <w:p>
-      <w:pPr>
-        <w:spacing w:before="0" w:after="0"/>
-        <w:ind w:left="360"/>
-      </w:pPr>
-      <w:r>
-        <w:rPr>
-          <w:b/>
-          <w:sz w:val="20"/>
-        </w:rPr>
-        <w:t xml:space="preserve">Anchor: </w:t>
-      </w:r>
-      <w:r>
-        <w:rPr>
-          <w:sz w:val="20"/>
-        </w:rPr>
-        <w:t>Set out below is a description of our Sophisticated</w:t>
       </w:r>
     </w:p>
     <w:p/>
@@ -2370,9 +2558,9 @@
       <w:r>
         <w:rPr>
           <w:b/>
-          <w:color w:val="1A7A3C"/>
-        </w:rPr>
-        <w:t>[clear]</w:t>
+          <w:color w:val="E67E00"/>
+        </w:rPr>
+        <w:t>[has_issues]</w:t>
       </w:r>
     </w:p>
     <w:p>
@@ -2391,11 +2579,23 @@
         <w:rPr>
           <w:sz w:val="20"/>
         </w:rPr>
-        <w:t>For each SII, tier2/pre_ipo_investment (pages 186-191) discloses the specific monetary amount of its AUM or investment portfolio for two reference dates. The basis of determination is also stated (e.g., 'assets under management', 'diverse investment portfolio'), satisfying the requirements of para 25.</w:t>
+        <w:t>While monetary figures for AUM/portfolio size are disclosed for each SII, the basis for determination is often vague or absent. For example, the disclosures for Northern Light and BOCGI simply state 'AUM' without specifying the valuation basis (e.g., NAV, fair value) as required by para 25.</w:t>
       </w:r>
     </w:p>
     <w:p>
       <w:pPr>
+        <w:ind w:left="360"/>
+      </w:pPr>
+      <w:r>
+        <w:rPr>
+          <w:b/>
+          <w:sz w:val="20"/>
+        </w:rPr>
+        <w:t>Finding 1: Language [Critical / Insufficient]</w:t>
+      </w:r>
+    </w:p>
+    <w:p>
+      <w:pPr>
         <w:spacing w:before="0" w:after="0"/>
         <w:ind w:left="360"/>
       </w:pPr>
@@ -2404,13 +2604,13 @@
           <w:b/>
           <w:sz w:val="20"/>
         </w:rPr>
-        <w:t xml:space="preserve">Source: </w:t>
-      </w:r>
-      <w:r>
-        <w:rPr>
-          <w:sz w:val="20"/>
-        </w:rPr>
-        <w:t>tier2/pre_ipo_investment</w:t>
+        <w:t xml:space="preserve">Explanation: </w:t>
+      </w:r>
+      <w:r>
+        <w:rPr>
+          <w:sz w:val="20"/>
+        </w:rPr>
+        <w:t>Para 25 requires disclosure of the basis for determination of AUM, fund size, or portfolio value. For several SIIs, such as Northern Light (page 186) and BOCGI (page 190), the prospectus states the AUM figure but does not specify the basis (e.g., audited NAV, fair value methodology, accounting standard). This is insufficient for an investor to assess the figure's reliability.</w:t>
       </w:r>
     </w:p>
     <w:p>
@@ -2423,13 +2623,13 @@
           <w:b/>
           <w:sz w:val="20"/>
         </w:rPr>
-        <w:t xml:space="preserve">Page: </w:t>
-      </w:r>
-      <w:r>
-        <w:rPr>
-          <w:sz w:val="20"/>
-        </w:rPr>
-        <w:t>186</w:t>
+        <w:t xml:space="preserve">Recommendation: </w:t>
+      </w:r>
+      <w:r>
+        <w:rPr>
+          <w:sz w:val="20"/>
+        </w:rPr>
+        <w:t>For each SII, specify the basis of determination for the disclosed AUM or portfolio value, including the valuation methodology and whether the figure is audited.</w:t>
       </w:r>
     </w:p>
     <w:p>
@@ -2442,17 +2642,55 @@
           <w:b/>
           <w:sz w:val="20"/>
         </w:rPr>
-        <w:t xml:space="preserve">Anchor: </w:t>
-      </w:r>
-      <w:r>
-        <w:rPr>
-          <w:sz w:val="20"/>
-        </w:rPr>
-        <w:t>The assets under management (“AUM”) of Northern Light Venture</w:t>
+        <w:t xml:space="preserve">Source: </w:t>
+      </w:r>
+      <w:r>
+        <w:rPr>
+          <w:sz w:val="20"/>
+        </w:rPr>
+        <w:t>tier2/pre_ipo_investment</w:t>
       </w:r>
     </w:p>
     <w:p>
       <w:pPr>
+        <w:spacing w:before="0" w:after="0"/>
+        <w:ind w:left="360"/>
+      </w:pPr>
+      <w:r>
+        <w:rPr>
+          <w:b/>
+          <w:sz w:val="20"/>
+        </w:rPr>
+        <w:t xml:space="preserve">Page: </w:t>
+      </w:r>
+      <w:r>
+        <w:rPr>
+          <w:sz w:val="20"/>
+        </w:rPr>
+        <w:t>186</w:t>
+      </w:r>
+    </w:p>
+    <w:p>
+      <w:pPr>
+        <w:spacing w:before="0" w:after="0"/>
+        <w:ind w:left="360"/>
+      </w:pPr>
+      <w:r>
+        <w:rPr>
+          <w:b/>
+          <w:sz w:val="20"/>
+        </w:rPr>
+        <w:t xml:space="preserve">Anchor: </w:t>
+      </w:r>
+      <w:r>
+        <w:rPr>
+          <w:sz w:val="20"/>
+        </w:rPr>
+        <w:t>The assets under management (“AUM”) of Northern Light Venture Capital was approximately</w:t>
+      </w:r>
+    </w:p>
+    <w:p>
+      <w:pPr>
         <w:spacing w:before="120"/>
       </w:pPr>
       <w:r>
@@ -2492,7 +2730,7 @@
         <w:rPr>
           <w:sz w:val="20"/>
         </w:rPr>
-        <w:t>The prospectus fails to provide a specific calendar reference date for the first set of sophistication figures for each SII. Instead, it uses a generic footnote describing the date as being within six months prior to the definitive agreement, which itself is not dated. This is a critical failure to comply with the specific disclosure requirement of para 25(i).</w:t>
+        <w:t>The prospectus fails to disclose the specific reference dates for the first set of sophistication figures for each SII. Instead, a footnote vaguely asserts that the date is 'not more than six months prior to the date on which the relevant investor signed the relevant definitive agreement'. This makes it impossible to verify compliance with the 6-month rule under para 25(i).</w:t>
       </w:r>
     </w:p>
     <w:p>
@@ -2523,7 +2761,7 @@
         <w:rPr>
           <w:sz w:val="20"/>
         </w:rPr>
-        <w:t>Para 25(i) of the Guide requires sophistication information to be disclosed as of a specific reference date no more than 6 months before the signing of the definitive agreement. Footnote (1) on page 191 of tier2/pre_ipo_investment provides a generic formula ('a date not more than six months prior to the date on which the relevant investor signed the relevant definitive agreement') instead of a specific calendar date for each SII's first set of figures. This is insufficient and prevents verification of the timing requirement.</w:t>
+        <w:t>Para 25(i) of the Guide requires disclosure of sophistication information as of a reference date no more than 6 months before the definitive agreement date. The prospectus (tier2/pre_ipo_investment, page 191, footnote 1) does not provide the specific reference date for any SII, nor the definitive agreement date. It only provides a conclusory statement of compliance, which is insufficient.</w:t>
       </w:r>
     </w:p>
     <w:p>
@@ -2542,7 +2780,7 @@
         <w:rPr>
           <w:sz w:val="20"/>
         </w:rPr>
-        <w:t>For each SII, disclose the specific calendar date (e.g., 'as of June 30, 2021') for the first set of AUM/portfolio figures provided.</w:t>
+        <w:t>For each SII, disclose the specific calendar reference date for the first set of AUM/portfolio figures and the specific date of the definitive agreement, allowing for verification of the 6-month interval.</w:t>
       </w:r>
     </w:p>
     <w:p>
@@ -2599,19 +2837,32 @@
         <w:rPr>
           <w:sz w:val="20"/>
         </w:rPr>
-        <w:t>being a date not more than six months prior to</w:t>
+        <w:t>being a date not more than six months prior to the date on which the relevant investor signed</w:t>
       </w:r>
     </w:p>
     <w:p>
       <w:pPr>
-        <w:ind w:left="360"/>
+        <w:spacing w:before="120"/>
       </w:pPr>
       <w:r>
         <w:rPr>
           <w:b/>
-          <w:sz w:val="20"/>
-        </w:rPr>
-        <w:t>Finding 2: Language [Critical / Insufficient]</w:t>
+          <w:sz w:val="22"/>
+        </w:rPr>
+        <w:t>Rule C3</w:t>
+      </w:r>
+      <w:r>
+        <w:t xml:space="preserve"> — Reference Date (Listing Application)</w:t>
+      </w:r>
+      <w:r>
+        <w:t xml:space="preserve">   </w:t>
+      </w:r>
+      <w:r>
+        <w:rPr>
+          <w:b/>
+          <w:color w:val="E67E00"/>
+        </w:rPr>
+        <w:t>[has_issues]</w:t>
       </w:r>
     </w:p>
     <w:p>
@@ -2624,17 +2875,29 @@
           <w:b/>
           <w:sz w:val="20"/>
         </w:rPr>
-        <w:t xml:space="preserve">Explanation: </w:t>
-      </w:r>
-      <w:r>
-        <w:rPr>
-          <w:sz w:val="20"/>
-        </w:rPr>
-        <w:t>The use of a generic footnote to describe the reference date for all SIIs is vague and does not meet the plain language requirement for specific, verifiable information. The dates themselves are absent, making the disclosure non-compliant with para 25(i).</w:t>
+        <w:t xml:space="preserve">Analysis: </w:t>
+      </w:r>
+      <w:r>
+        <w:rPr>
+          <w:sz w:val="20"/>
+        </w:rPr>
+        <w:t>The prospectus provides a second set of sophistication figures, but their reference dates (e.g., Sep 30, 2023; Dec 31, 2023) are after the first listing application date of June 29, 2023. This fails the requirement of para 25(ii) that the information must be as of a date no more than 6 months *before* the listing application date.</w:t>
       </w:r>
     </w:p>
     <w:p>
       <w:pPr>
+        <w:ind w:left="360"/>
+      </w:pPr>
+      <w:r>
+        <w:rPr>
+          <w:b/>
+          <w:sz w:val="20"/>
+        </w:rPr>
+        <w:t>Finding 1: Threshold [Critical / Insufficient]</w:t>
+      </w:r>
+    </w:p>
+    <w:p>
+      <w:pPr>
         <w:spacing w:before="0" w:after="0"/>
         <w:ind w:left="360"/>
       </w:pPr>
@@ -2643,13 +2906,13 @@
           <w:b/>
           <w:sz w:val="20"/>
         </w:rPr>
-        <w:t xml:space="preserve">Recommendation: </w:t>
-      </w:r>
-      <w:r>
-        <w:rPr>
-          <w:sz w:val="20"/>
-        </w:rPr>
-        <w:t>Replace the generic footnote with specific dates for each SII's data in the main body of the text.</w:t>
+        <w:t xml:space="preserve">Explanation: </w:t>
+      </w:r>
+      <w:r>
+        <w:rPr>
+          <w:sz w:val="20"/>
+        </w:rPr>
+        <w:t>Para 25(ii) requires a second set of sophistication figures as of a reference date no more than 6 months *before* the listing application date. The first application date is disclosed as June 29, 2023 (tier2/pre_ipo_investment, page 186). However, the second reference dates provided for SIIs (e.g., Sep 30, 2023 for Northern Light) are *after* this application date, which does not comply with the rule.</w:t>
       </w:r>
     </w:p>
     <w:p>
@@ -2662,13 +2925,13 @@
           <w:b/>
           <w:sz w:val="20"/>
         </w:rPr>
-        <w:t xml:space="preserve">Source: </w:t>
-      </w:r>
-      <w:r>
-        <w:rPr>
-          <w:sz w:val="20"/>
-        </w:rPr>
-        <w:t>tier2/pre_ipo_investment</w:t>
+        <w:t xml:space="preserve">Recommendation: </w:t>
+      </w:r>
+      <w:r>
+        <w:rPr>
+          <w:sz w:val="20"/>
+        </w:rPr>
+        <w:t>Provide a second set of sophistication figures for each SII as of a specific reference date that is no more than 6 months *prior* to the listing application date of June 29, 2023.</w:t>
       </w:r>
     </w:p>
     <w:p>
@@ -2681,13 +2944,13 @@
           <w:b/>
           <w:sz w:val="20"/>
         </w:rPr>
-        <w:t xml:space="preserve">Page: </w:t>
-      </w:r>
-      <w:r>
-        <w:rPr>
-          <w:sz w:val="20"/>
-        </w:rPr>
-        <w:t>191</w:t>
+        <w:t xml:space="preserve">Source: </w:t>
+      </w:r>
+      <w:r>
+        <w:rPr>
+          <w:sz w:val="20"/>
+        </w:rPr>
+        <w:t>tier2/pre_ipo_investment</w:t>
       </w:r>
     </w:p>
     <w:p>
@@ -2700,17 +2963,36 @@
           <w:b/>
           <w:sz w:val="20"/>
         </w:rPr>
-        <w:t xml:space="preserve">Anchor: </w:t>
-      </w:r>
-      <w:r>
-        <w:rPr>
-          <w:sz w:val="20"/>
-        </w:rPr>
-        <w:t>being a date not more than six months prior to</w:t>
+        <w:t xml:space="preserve">Page: </w:t>
+      </w:r>
+      <w:r>
+        <w:rPr>
+          <w:sz w:val="20"/>
+        </w:rPr>
+        <w:t>186</w:t>
       </w:r>
     </w:p>
     <w:p>
       <w:pPr>
+        <w:spacing w:before="0" w:after="0"/>
+        <w:ind w:left="360"/>
+      </w:pPr>
+      <w:r>
+        <w:rPr>
+          <w:b/>
+          <w:sz w:val="20"/>
+        </w:rPr>
+        <w:t xml:space="preserve">Anchor: </w:t>
+      </w:r>
+      <w:r>
+        <w:rPr>
+          <w:sz w:val="20"/>
+        </w:rPr>
+        <w:t>approximately HK$31.19 billion as of September 30, 2023, respectively.</w:t>
+      </w:r>
+    </w:p>
+    <w:p>
+      <w:pPr>
         <w:spacing w:before="120"/>
       </w:pPr>
       <w:r>
@@ -2718,10 +3000,10 @@
           <w:b/>
           <w:sz w:val="22"/>
         </w:rPr>
-        <w:t>Rule C3</w:t>
-      </w:r>
-      <w:r>
-        <w:t xml:space="preserve"> — Reference Date (Listing Application)</w:t>
+        <w:t>Rule C4</w:t>
+      </w:r>
+      <w:r>
+        <w:t xml:space="preserve"> — Confidentiality Carve-Out</w:t>
       </w:r>
       <w:r>
         <w:t xml:space="preserve">   </w:t>
@@ -2729,9 +3011,9 @@
       <w:r>
         <w:rPr>
           <w:b/>
-          <w:color w:val="E67E00"/>
-        </w:rPr>
-        <w:t>[has_issues]</w:t>
+          <w:color w:val="606060"/>
+        </w:rPr>
+        <w:t>[not_applicable]</w:t>
       </w:r>
     </w:p>
     <w:p>
@@ -2750,158 +3032,7 @@
         <w:rPr>
           <w:sz w:val="20"/>
         </w:rPr>
-        <w:t>The prospectus provides a second set of sophistication figures with specific reference dates. However, these dates (e.g., Sep 30, 2023; Dec 31, 2023) are all *after* the disclosed first listing application date of June 29, 2023. Para 25(ii) requires the reference date to be no more than 6 months *before* the listing application date. This is a critical threshold failure.</w:t>
-      </w:r>
-    </w:p>
-    <w:p>
-      <w:pPr>
-        <w:ind w:left="360"/>
-      </w:pPr>
-      <w:r>
-        <w:rPr>
-          <w:b/>
-          <w:sz w:val="20"/>
-        </w:rPr>
-        <w:t>Finding 1: Threshold [Critical / Insufficient]</w:t>
-      </w:r>
-    </w:p>
-    <w:p>
-      <w:pPr>
-        <w:spacing w:before="0" w:after="0"/>
-        <w:ind w:left="360"/>
-      </w:pPr>
-      <w:r>
-        <w:rPr>
-          <w:b/>
-          <w:sz w:val="20"/>
-        </w:rPr>
-        <w:t xml:space="preserve">Explanation: </w:t>
-      </w:r>
-      <w:r>
-        <w:rPr>
-          <w:sz w:val="20"/>
-        </w:rPr>
-        <w:t>Para 25(ii) of the Guide requires a second set of sophistication figures as of a reference date no more than 6 months *before* the listing application date. The prospectus discloses the first listing application date as June 29, 2023 (tier2/pre_ipo_investment, page 186). However, the second reference dates provided for the SIIs (e.g., September 30, 2023 for Northern Light, December 31, 2023 for Oceanpine) are all *after* this application date. This fails to meet the timing requirement of the rule.</w:t>
-      </w:r>
-    </w:p>
-    <w:p>
-      <w:pPr>
-        <w:spacing w:before="0" w:after="0"/>
-        <w:ind w:left="360"/>
-      </w:pPr>
-      <w:r>
-        <w:rPr>
-          <w:b/>
-          <w:sz w:val="20"/>
-        </w:rPr>
-        <w:t xml:space="preserve">Recommendation: </w:t>
-      </w:r>
-      <w:r>
-        <w:rPr>
-          <w:sz w:val="20"/>
-        </w:rPr>
-        <w:t>Provide a second set of sophistication figures for each SII as of a reference date that is no more than 6 months *prior* to the listing application date of June 29, 2023.</w:t>
-      </w:r>
-    </w:p>
-    <w:p>
-      <w:pPr>
-        <w:spacing w:before="0" w:after="0"/>
-        <w:ind w:left="360"/>
-      </w:pPr>
-      <w:r>
-        <w:rPr>
-          <w:b/>
-          <w:sz w:val="20"/>
-        </w:rPr>
-        <w:t xml:space="preserve">Source: </w:t>
-      </w:r>
-      <w:r>
-        <w:rPr>
-          <w:sz w:val="20"/>
-        </w:rPr>
-        <w:t>tier2/pre_ipo_investment</w:t>
-      </w:r>
-    </w:p>
-    <w:p>
-      <w:pPr>
-        <w:spacing w:before="0" w:after="0"/>
-        <w:ind w:left="360"/>
-      </w:pPr>
-      <w:r>
-        <w:rPr>
-          <w:b/>
-          <w:sz w:val="20"/>
-        </w:rPr>
-        <w:t xml:space="preserve">Page: </w:t>
-      </w:r>
-      <w:r>
-        <w:rPr>
-          <w:sz w:val="20"/>
-        </w:rPr>
-        <w:t>186</w:t>
-      </w:r>
-    </w:p>
-    <w:p>
-      <w:pPr>
-        <w:spacing w:before="0" w:after="0"/>
-        <w:ind w:left="360"/>
-      </w:pPr>
-      <w:r>
-        <w:rPr>
-          <w:b/>
-          <w:sz w:val="20"/>
-        </w:rPr>
-        <w:t xml:space="preserve">Anchor: </w:t>
-      </w:r>
-      <w:r>
-        <w:rPr>
-          <w:sz w:val="20"/>
-        </w:rPr>
-        <w:t>approximately HK$31.19 billion as of September 30, 2023, respectively.</w:t>
-      </w:r>
-    </w:p>
-    <w:p>
-      <w:pPr>
-        <w:spacing w:before="120"/>
-      </w:pPr>
-      <w:r>
-        <w:rPr>
-          <w:b/>
-          <w:sz w:val="22"/>
-        </w:rPr>
-        <w:t>Rule C4</w:t>
-      </w:r>
-      <w:r>
-        <w:t xml:space="preserve"> — Confidentiality Carve-Out</w:t>
-      </w:r>
-      <w:r>
-        <w:t xml:space="preserve">   </w:t>
-      </w:r>
-      <w:r>
-        <w:rPr>
-          <w:b/>
-          <w:color w:val="606060"/>
-        </w:rPr>
-        <w:t>[not_applicable]</w:t>
-      </w:r>
-    </w:p>
-    <w:p>
-      <w:pPr>
-        <w:spacing w:before="0" w:after="0"/>
-        <w:ind w:left="360"/>
-      </w:pPr>
-      <w:r>
-        <w:rPr>
-          <w:b/>
-          <w:sz w:val="20"/>
-        </w:rPr>
-        <w:t xml:space="preserve">Analysis: </w:t>
-      </w:r>
-      <w:r>
-        <w:rPr>
-          <w:sz w:val="20"/>
-        </w:rPr>
-        <w:t>This rule is not applicable as the prospectus does not invoke the confidentiality carve-out under the para 25 proviso for any of the SIIs. It attempts to provide the required disclosures for all.</w:t>
+        <w:t>This rule is not triggered as the prospectus does not invoke the confidentiality carve-out for any SII. It attempts to provide the required disclosures for all SIIs.</w:t>
       </w:r>
     </w:p>
     <w:p/>
@@ -2954,7 +3085,7 @@
         <w:rPr>
           <w:sz w:val="20"/>
         </w:rPr>
-        <w:t>The prospectus (tier2/pre_ipo_investment, page 195) identifies two Pathfinder SIIs: the Northern Light SIIs and the Oceanpine SIIs. This count is within the required range of 2 to 5 (PARAM_D_COUNT_MIN to PARAM_D_COUNT_MAX) as per para 26(i) of the Guide.</w:t>
+        <w:t>The prospectus (tier2/pre_ipo_investment, page 195) clearly identifies two Pathfinder SIIs: the Northern Light SIIs and the Oceanpine SIIs. A count of two is within the required range of 2 to 5 (PARAM_D_COUNT_MIN/MAX) under para 26(i) of the Guide.</w:t>
       </w:r>
     </w:p>
     <w:p>
@@ -3011,7 +3142,7 @@
         <w:rPr>
           <w:sz w:val="20"/>
         </w:rPr>
-        <w:t>We have received investments from two Pathfinder SIIs, namely</w:t>
+        <w:t>We have received investments from two Pathfinder SIIs, namely the Northern Light SIIs and the Oceanpine SIIs</w:t>
       </w:r>
     </w:p>
     <w:p>
@@ -3055,7 +3186,7 @@
         <w:rPr>
           <w:sz w:val="20"/>
         </w:rPr>
-        <w:t>The prospectus states that both Pathfinder SIIs invested more than 12 months before the first listing application. However, it fails to disclose the specific irrevocable settlement date for each investment, instead providing only the month and year. This is insufficient to definitively verify compliance with the 12-month holding period under para 26(i) and para 30.</w:t>
+        <w:t>The prospectus asserts that both Pathfinder SIIs invested more than 12 months before the listing application. However, it fails to specify that the investment dates provided refer to the date of 'irrevocable settlement' as required by para 30 of the Guide. The dates in the pre-IPO table are for 'last payment of consideration', which may not be the same.</w:t>
       </w:r>
     </w:p>
     <w:p>
@@ -3086,7 +3217,7 @@
         <w:rPr>
           <w:sz w:val="20"/>
         </w:rPr>
-        <w:t>Para 30 of the Guide specifies that the investment date for Pathfinder SIIs is the date of irrevocable settlement. The prospectus (tier2/history_of_group, page 176) discloses investment timing by month and year ('September 2016' for Northern Light, 'September 2020' for Oceanpine) but does not provide the specific calendar date of irrevocable settlement for each. This vague dating prevents precise verification of the 12-month holding period required by para 26(i).</w:t>
+        <w:t>Para 30 of the Guide specifies that the investment date for Pathfinder SIIs must be the date of irrevocable settlement. The prospectus (tier1/history_corporate, page 176) gives dates when the Pathfinders 'first invested' (Sep 2016 and Sep 2020). The pre-IPO table (tier2/sii_disclosure, page 181) gives dates for 'last payment of consideration'. Neither explicitly confirms these dates represent irrevocable settlement, which is a critical detail for verifying the 12-month holding period (PARAM_D_HOLD_MONTHS).</w:t>
       </w:r>
     </w:p>
     <w:p>
@@ -3105,7 +3236,7 @@
         <w:rPr>
           <w:sz w:val="20"/>
         </w:rPr>
-        <w:t>For each Pathfinder SII, disclose the specific calendar date of irrevocable settlement for their qualifying investment.</w:t>
+        <w:t>For each Pathfinder SII, explicitly state the date of irrevocable settlement for the qualifying investment and confirm this date is at least 12 months prior to the listing application date.</w:t>
       </w:r>
     </w:p>
     <w:p>
@@ -3124,7 +3255,7 @@
         <w:rPr>
           <w:sz w:val="20"/>
         </w:rPr>
-        <w:t>tier2/history_of_group</w:t>
+        <w:t>tier1/history_corporate</w:t>
       </w:r>
     </w:p>
     <w:p>
@@ -3162,7 +3293,7 @@
         <w:rPr>
           <w:sz w:val="20"/>
         </w:rPr>
-        <w:t>Northern Light Venture Capital (北極光創業投資), one of our</w:t>
+        <w:t>first invested in our Company.</w:t>
       </w:r>
     </w:p>
     <w:p>
@@ -3206,7 +3337,7 @@
         <w:rPr>
           <w:sz w:val="20"/>
         </w:rPr>
-        <w:t>The prospectus discloses on page 187 of tier2/pre_ipo_investment that the Pathfinder SIIs in aggregate held approximately 17.45% of the issued share capital as of the listing application date (June 29, 2023) and 19.05% at the start of the 12-month pre-application period (June 29, 2022). Both figures exceed the 10% aggregate shareholding threshold (PARAM_D2_AGG_PCT), satisfying para 26(i)(a).</w:t>
+        <w:t>The prospectus relies on the percentage holding basis. It discloses on page 187 of tier2/pre_ipo_investment that the Pathfinder SIIs held, in aggregate, 17.45% at the listing application date and 19.05% at the start of the 12-month pre-application period. Both figures exceed the 10% aggregate threshold (PARAM_D2_AGG_PCT) required by para 26(i)(a).</w:t>
       </w:r>
     </w:p>
     <w:p>
@@ -3263,7 +3394,7 @@
         <w:rPr>
           <w:sz w:val="20"/>
         </w:rPr>
-        <w:t>Our Pathfinder SIIs, in aggregate, held approximately 17.45%</w:t>
+        <w:t>Our Pathfinder SIIs, in aggregate, held approximately 17.45% and 19.05%</w:t>
       </w:r>
     </w:p>
     <w:p>
@@ -3307,7 +3438,7 @@
         <w:rPr>
           <w:sz w:val="20"/>
         </w:rPr>
-        <w:t>The prospectus discloses on pages 186-187 of tier2/pre_ipo_investment that Northern Light SIIs held 11.48% and Oceanpine SIIs held 5.97% as of the listing application date. Both holdings individually exceed the 3% threshold (PARAM_D3_IND_PCT). As there are two such Pathfinder SIIs, the requirement of para 26(i)(b) is met.</w:t>
+        <w:t>The prospectus relies on the percentage holding basis. It discloses on pages 186-187 of tier2/pre_ipo_investment that Northern Light SIIs held 11.48% (at application) and 12.53% (12m prior), and Oceanpine SIIs held 5.97% (at application) and 6.52% (12m prior). As there are two Pathfinders, both must meet the individual threshold. All disclosed figures exceed the 3% individual threshold (PARAM_D3_IND_PCT) required by para 26(i)(b).</w:t>
       </w:r>
     </w:p>
     <w:p>
@@ -3417,7 +3548,7 @@
         <w:rPr>
           <w:sz w:val="20"/>
         </w:rPr>
-        <w:t>The prospectus (tier2/pre_ipo_investment, page 195) states that at listing, all SIIs will hold, in aggregate, 'no less than 15%' of the total issued share capital, assuming a market cap over HK$15 billion. This disclosed holding meets the applicable 15% threshold for a Commercial Company in the HK$15-30bn market cap tier, satisfying para 26(ii).</w:t>
+        <w:t>The prospectus (tier2/pre_ipo_investment, page 195) states that at listing, all SIIs will hold, in aggregate, 'no less than 15%' of the total issued share capital. This is based on the company's Commercial status and an expected market cap exceeding HK$15 billion. This disclosed holding percentage meets the applicable 15% threshold under para 26(ii) of the Guide.</w:t>
       </w:r>
     </w:p>
     <w:p>
@@ -3474,7 +3605,7 @@
         <w:rPr>
           <w:sz w:val="20"/>
         </w:rPr>
-        <w:t>At Listing, such Sophisticated Independent Investors will hold, in</w:t>
+        <w:t>At Listing, such Sophisticated Independent Investors will hold, in aggregate, no less than 15%</w:t>
       </w:r>
     </w:p>
     <w:p>
@@ -3518,7 +3649,7 @@
         <w:rPr>
           <w:sz w:val="20"/>
         </w:rPr>
-        <w:t>Based on the classification as a Commercial Company (P2) and the expected market cap tier of HK$15-30bn (P3), the applicable aggregate SII threshold is 15% (PARAM_E_COMM_MID). The prospectus correctly identifies and applies this 15% threshold on page 195 of tier2/pre_ipo_investment.</w:t>
+        <w:t>Based on the Commercial status (from P2) and the expected market cap of over HK$15 billion (from P3), the company correctly identifies the applicable market cap tier as 'HK$15-30bn'. The corresponding threshold for a Commercial Company in this tier is 15% (PARAM_E_COMM_MID). The prospectus correctly applies this 15% threshold.</w:t>
       </w:r>
     </w:p>
     <w:p>
@@ -3575,7 +3706,7 @@
         <w:rPr>
           <w:sz w:val="20"/>
         </w:rPr>
-        <w:t>no less than 15% in the total issued share</w:t>
+        <w:t>assuming that our expected market capitalization at the time of Listing will exceed HK$15 billion.</w:t>
       </w:r>
     </w:p>
     <w:p/>
@@ -3628,7 +3759,7 @@
         <w:rPr>
           <w:sz w:val="20"/>
         </w:rPr>
-        <w:t>The prospectus states on page 185 of tier2/pre_ipo_investment that 'All of the Preferred Shares will be converted into Shares on a one-to-one basis immediately upon completion of the Global Offering'. This confirms that all convertible securities held by SIIs will be converted at or before listing, satisfying para 27 of the Guide.</w:t>
+        <w:t>The prospectus (tier2/pre_ipo_investment, page 185) explicitly states that 'All of the Preferred Shares will be converted into Shares on a one-to-one basis immediately upon completion of the Global Offering'. This confirms that the securities will be converted at or before listing and therefore count towards the meaningful investment requirement, satisfying para 27 of the Guide.</w:t>
       </w:r>
     </w:p>
     <w:p>
@@ -3685,7 +3816,7 @@
         <w:rPr>
           <w:sz w:val="20"/>
         </w:rPr>
-        <w:t>All of the Preferred Shares will be converted into</w:t>
+        <w:t>All of the Preferred Shares will be converted into Shares on a one-to-one basis</w:t>
       </w:r>
     </w:p>
     <w:p>
@@ -3729,7 +3860,7 @@
         <w:rPr>
           <w:sz w:val="20"/>
         </w:rPr>
-        <w:t>The capitalization table in tier1/history_corporate (pages 198-204) discloses the number of shares of each series of Preferred Shares held by each Pre-IPO investor, including all SIIs. Page 185 of tier2/pre_ipo_investment confirms a one-to-one conversion. This allows for the calculation of the number of shares to be converted, satisfying para 28 of the Guide. The investment amounts are disclosed by funding round on page 181.</w:t>
+        <w:t>The prospectus discloses that conversion is on a 'one-to-one basis'. The capitalization table in tier2/pre_ipo_investment (pages 198-204) details the number of Preferred Shares of each series held by each investor, allowing for the number of conversion shares to be determined. The cost per share for each series is provided in the table on page 181, which allows for the corresponding investment amount to be calculated. This satisfies para 28 of the Guide.</w:t>
       </w:r>
     </w:p>
     <w:p>
@@ -3748,7 +3879,7 @@
         <w:rPr>
           <w:sz w:val="20"/>
         </w:rPr>
-        <w:t>tier1/history_corporate</w:t>
+        <w:t>tier2/pre_ipo_investment</w:t>
       </w:r>
     </w:p>
     <w:p>
@@ -3767,7 +3898,7 @@
         <w:rPr>
           <w:sz w:val="20"/>
         </w:rPr>
-        <w:t>198</w:t>
+        <w:t>185</w:t>
       </w:r>
     </w:p>
     <w:p>
@@ -3786,7 +3917,7 @@
         <w:rPr>
           <w:sz w:val="20"/>
         </w:rPr>
-        <w:t>CAPITALIZATION OF OUR COMPANY</w:t>
+        <w:t>All of the Preferred Shares will be converted into Shares on a one-to-one basis</w:t>
       </w:r>
     </w:p>
     <w:p/>
@@ -3839,7 +3970,7 @@
         <w:rPr>
           <w:sz w:val="20"/>
         </w:rPr>
-        <w:t>The prospectus discloses that Pathfinder SIIs' shareholdings were diluted during the 12-month pre-application period. While the holdings at the start and end of the period remained above the thresholds, the prospectus does not disclose the 12-month average holding for each Pathfinder SII, which is a required element to rely on the temporary dilution exception under para 29(i) of the Guide.</w:t>
+        <w:t>The prospectus discloses that the Pathfinder SIIs' shareholdings fluctuated (decreased) during the 12-month pre-application period. While it asserts that the thresholds were met 'throughout' the period, it does not provide any data or averaging calculation to substantiate this claim in light of the dilution, failing to fully address the requirements of para 29(i) of the Guide.</w:t>
       </w:r>
     </w:p>
     <w:p>
@@ -3851,7 +3982,7 @@
           <w:b/>
           <w:sz w:val="20"/>
         </w:rPr>
-        <w:t>Finding 1: Disclosure [High / Absent]</w:t>
+        <w:t>Finding 1: Reasoning [High / Insufficient]</w:t>
       </w:r>
     </w:p>
     <w:p>
@@ -3870,7 +4001,7 @@
         <w:rPr>
           <w:sz w:val="20"/>
         </w:rPr>
-        <w:t>Para 29(i) of the Guide allows for temporary dilution if the shareholding meets the threshold at the listing application date AND on a 12-month average basis. While tier2/pre_ipo_investment (pages 186-187) discloses the holdings at the start and end of the 12-month period, it fails to disclose the 12-month average holding for each Pathfinder SII. This omission prevents verification of compliance with this limb of the rule.</w:t>
+        <w:t>The prospectus discloses on page 187 of tier2/pre_ipo_investment that Pathfinder SII holdings decreased during the 12-month pre-application period (e.g., aggregate from 19.05% to 17.45%). It then makes a conclusory statement on page 195 that the thresholds were met 'throughout' the period. This assertion is not substantiated with evidence. To comply with the spirit of para 29, if dilution occurred, the applicant should demonstrate that the thresholds were still met immediately after each dilution event, or use the 12-month average basis exception.</w:t>
       </w:r>
     </w:p>
     <w:p>
@@ -3889,7 +4020,7 @@
         <w:rPr>
           <w:sz w:val="20"/>
         </w:rPr>
-        <w:t>Disclose the 12-month average shareholding percentage for each Pathfinder SII and for the Pathfinders in aggregate, and confirm that these averages also meet the applicable thresholds under para 26(i).</w:t>
+        <w:t>Provide evidence to substantiate the claim that thresholds were met 'throughout' the 12-month period, for example by disclosing the holdings immediately after each dilution event. Alternatively, if the threshold was temporarily breached, disclose the 12-month average holding calculation per para 29(i).</w:t>
       </w:r>
     </w:p>
     <w:p>
@@ -3927,7 +4058,7 @@
         <w:rPr>
           <w:sz w:val="20"/>
         </w:rPr>
-        <w:t>187</w:t>
+        <w:t>195</w:t>
       </w:r>
     </w:p>
     <w:p>
@@ -3946,7 +4077,7 @@
         <w:rPr>
           <w:sz w:val="20"/>
         </w:rPr>
-        <w:t>held approximately 17.45% and 19.05% of the total</w:t>
+        <w:t>throughout the pre-application 12-month period.</w:t>
       </w:r>
     </w:p>
     <w:p>
@@ -3990,7 +4121,7 @@
         <w:rPr>
           <w:sz w:val="20"/>
         </w:rPr>
-        <w:t>This rule is not applicable as the prospectus does not mention or rely on any top-up mechanism to cure a temporary dilution for any Pathfinder SII.</w:t>
+        <w:t>This rule is not triggered as the prospectus does not mention any top-up mechanism being used to cure a temporary dilution for any Pathfinder SII.</w:t>
       </w:r>
     </w:p>
     <w:p>
@@ -4034,7 +4165,7 @@
         <w:rPr>
           <w:sz w:val="20"/>
         </w:rPr>
-        <w:t>The prospectus provides investment timing for Pathfinder SIIs by month and year, but does not state the specific date of irrevocable settlement as required by para 30 of the Guide. This is a recurring issue also flagged under D1b.</w:t>
+        <w:t>The prospectus does not consistently define investment dates by reference to 'irrevocable settlement' as required by para 30 of the Guide. It uses ambiguous phrases like 'first invested in' or refers to dates of 'last payment of consideration', which may not be equivalent.</w:t>
       </w:r>
     </w:p>
     <w:p>
@@ -4065,7 +4196,7 @@
         <w:rPr>
           <w:sz w:val="20"/>
         </w:rPr>
-        <w:t>Para 30 of the Guide defines the investment date as the date of irrevocable settlement. The prospectus (tier2/history_of_group, page 176) only provides the month and year of the initial investments for Pathfinder SIIs (e.g., 'September 2016'). This lacks the required specificity and does not explicitly reference irrevocable settlement, making precise timing verification impossible.</w:t>
+        <w:t>Para 30 of the Guide requires the investment date for Pathfinder SIIs to be the date of irrevocable settlement. The prospectus uses various non-specific terms across different sections (e.g., 'first invested' in tier1/history_corporate, page 176; 'Date of last payment of consideration' in tier2/sii_disclosure, page 181). This ambiguity prevents precise verification of the 12-month holding period.</w:t>
       </w:r>
     </w:p>
     <w:p>
@@ -4084,7 +4215,7 @@
         <w:rPr>
           <w:sz w:val="20"/>
         </w:rPr>
-        <w:t>For each Pathfinder SII, disclose the specific calendar date of irrevocable settlement for their qualifying investment, and state that this date is being used for the purposes of the 12-month holding period calculation.</w:t>
+        <w:t>Standardize the disclosure of all relevant investment dates for Pathfinder SIIs to explicitly refer to the date of 'irrevocable settlement'.</w:t>
       </w:r>
     </w:p>
     <w:p>
@@ -4103,7 +4234,7 @@
         <w:rPr>
           <w:sz w:val="20"/>
         </w:rPr>
-        <w:t>tier2/history_of_group</w:t>
+        <w:t>tier2/sii_disclosure</w:t>
       </w:r>
     </w:p>
     <w:p>
@@ -4122,7 +4253,7 @@
         <w:rPr>
           <w:sz w:val="20"/>
         </w:rPr>
-        <w:t>176</w:t>
+        <w:t>181</w:t>
       </w:r>
     </w:p>
     <w:p>
@@ -4141,7 +4272,7 @@
         <w:rPr>
           <w:sz w:val="20"/>
         </w:rPr>
-        <w:t>September Northern Light Venture Capital (北極光創業投資), one of</w:t>
+        <w:t>Date of last payment of consideration</w:t>
       </w:r>
     </w:p>
     <w:p>
@@ -4185,7 +4316,7 @@
         <w:rPr>
           <w:sz w:val="20"/>
         </w:rPr>
-        <w:t>The prospectus discloses on pages 186-188 of tier2/pre_ipo_investment that holdings of different funds/entities are aggregated for Northern Light SIIs, Oceanpine SIIs, and SummitView SIIs. The basis for aggregation is that they are managed by the same fund manager, which is a valid basis under para 31 of the Guide. The relationship between the entities is described.</w:t>
+        <w:t>This rule is triggered for both Pathfinder SIIs. The prospectus (tier2/pre_ipo_investment, pages 186-187) discloses that the Northern Light SIIs and Oceanpine SIIs each consist of multiple funds/entities managed by the same fund manager. It describes the relationship and the unified investment decision-making process, providing a basis for aggregation under para 31 of the Guide.</w:t>
       </w:r>
     </w:p>
     <w:p>
@@ -4242,7 +4373,7 @@
         <w:rPr>
           <w:sz w:val="20"/>
         </w:rPr>
-        <w:t>the different shareholding entities are purely different funds managed</w:t>
+        <w:t>different funds managed by the same fund manager and should be aggregated as one Pathfinder SII</w:t>
       </w:r>
     </w:p>
     <w:p/>
@@ -4295,7 +4426,7 @@
         <w:rPr>
           <w:sz w:val="20"/>
         </w:rPr>
-        <w:t>This rule is not applicable. A review of tier2/pre_ipo_investment and tier1/cornerstone_investors indicates that the aggregate SII benchmark is met entirely through pre-listing investments. There is no disclosure of any SIIs receiving allocations at listing as cornerstone or placing investors.</w:t>
+        <w:t>This rule is not triggered. The prospectus does not disclose any at-listing allocations (e.g., as cornerstone or placing investors) for any of the nine identified SIIs. The aggregate benchmark appears to be met solely through pre-listing investments.</w:t>
       </w:r>
     </w:p>
     <w:p>
@@ -4314,7 +4445,7 @@
         <w:rPr>
           <w:sz w:val="20"/>
         </w:rPr>
-        <w:t>tier2/pre_ipo_investment</w:t>
+        <w:t>tier1/cornerstone_investors</w:t>
       </w:r>
     </w:p>
     <w:p>
@@ -4333,11 +4464,36 @@
         <w:rPr>
           <w:sz w:val="20"/>
         </w:rPr>
-        <w:t>195</w:t>
+        <w:t>347</w:t>
       </w:r>
     </w:p>
     <w:p>
       <w:pPr>
+        <w:spacing w:before="120"/>
+      </w:pPr>
+      <w:r>
+        <w:rPr>
+          <w:b/>
+          <w:sz w:val="22"/>
+        </w:rPr>
+        <w:t>Rule H2a</w:t>
+      </w:r>
+      <w:r>
+        <w:t xml:space="preserve"> — Applicant/OC/Sponsor Undertaking for SII Placees</w:t>
+      </w:r>
+      <w:r>
+        <w:t xml:space="preserve">   </w:t>
+      </w:r>
+      <w:r>
+        <w:rPr>
+          <w:b/>
+          <w:color w:val="606060"/>
+        </w:rPr>
+        <w:t>[not_applicable]</w:t>
+      </w:r>
+    </w:p>
+    <w:p>
+      <w:pPr>
         <w:spacing w:before="0" w:after="0"/>
         <w:ind w:left="360"/>
       </w:pPr>
@@ -4346,13 +4502,13 @@
           <w:b/>
           <w:sz w:val="20"/>
         </w:rPr>
-        <w:t xml:space="preserve">Anchor: </w:t>
-      </w:r>
-      <w:r>
-        <w:rPr>
-          <w:sz w:val="20"/>
-        </w:rPr>
-        <w:t>our Sophisticated Independent Investors (as identified above) held</w:t>
+        <w:t xml:space="preserve">Analysis: </w:t>
+      </w:r>
+      <w:r>
+        <w:rPr>
+          <w:sz w:val="20"/>
+        </w:rPr>
+        <w:t>This rule is not triggered as the prospectus does not mention reliance on the SII Placees mechanism to meet the Aggregate Investment Benchmark.</w:t>
       </w:r>
     </w:p>
     <w:p>
@@ -4364,10 +4520,10 @@
           <w:b/>
           <w:sz w:val="22"/>
         </w:rPr>
-        <w:t>Rule H2a</w:t>
-      </w:r>
-      <w:r>
-        <w:t xml:space="preserve"> — Applicant/OC/Sponsor Undertaking for SII Placees</w:t>
+        <w:t>Rule H2b</w:t>
+      </w:r>
+      <w:r>
+        <w:t xml:space="preserve"> — SII Placee Sophistication</w:t>
       </w:r>
       <w:r>
         <w:t xml:space="preserve">   </w:t>
@@ -4396,7 +4552,7 @@
         <w:rPr>
           <w:sz w:val="20"/>
         </w:rPr>
-        <w:t>This rule is not applicable as the prospectus does not state that the SII Placees mechanism under para 32(ii) of the Guide is being relied upon to meet the Aggregate Investment Benchmark.</w:t>
+        <w:t>This rule is not triggered as H2a is not triggered.</w:t>
       </w:r>
     </w:p>
     <w:p>
@@ -4408,10 +4564,10 @@
           <w:b/>
           <w:sz w:val="22"/>
         </w:rPr>
-        <w:t>Rule H2b</w:t>
-      </w:r>
-      <w:r>
-        <w:t xml:space="preserve"> — SII Placee Sophistication</w:t>
+        <w:t>Rule H2c</w:t>
+      </w:r>
+      <w:r>
+        <w:t xml:space="preserve"> — Advance HKEX Submission for Para 21(iv) Placees</w:t>
       </w:r>
       <w:r>
         <w:t xml:space="preserve">   </w:t>
@@ -4440,7 +4596,7 @@
         <w:rPr>
           <w:sz w:val="20"/>
         </w:rPr>
-        <w:t>This rule is not applicable as the SII Placees mechanism is not being used.</w:t>
+        <w:t>This rule is not triggered as H2a is not triggered.</w:t>
       </w:r>
     </w:p>
     <w:p>
@@ -4452,10 +4608,10 @@
           <w:b/>
           <w:sz w:val="22"/>
         </w:rPr>
-        <w:t>Rule H2c</w:t>
-      </w:r>
-      <w:r>
-        <w:t xml:space="preserve"> — Advance HKEX Submission for Para 21(iv) Placees</w:t>
+        <w:t>Rule H3</w:t>
+      </w:r>
+      <w:r>
+        <w:t xml:space="preserve"> — Post-Listing Allotment Results Disclosure</w:t>
       </w:r>
       <w:r>
         <w:t xml:space="preserve">   </w:t>
@@ -4484,51 +4640,7 @@
         <w:rPr>
           <w:sz w:val="20"/>
         </w:rPr>
-        <w:t>This rule is not applicable as the SII Placees mechanism is not being used.</w:t>
-      </w:r>
-    </w:p>
-    <w:p>
-      <w:pPr>
-        <w:spacing w:before="120"/>
-      </w:pPr>
-      <w:r>
-        <w:rPr>
-          <w:b/>
-          <w:sz w:val="22"/>
-        </w:rPr>
-        <w:t>Rule H3</w:t>
-      </w:r>
-      <w:r>
-        <w:t xml:space="preserve"> — Post-Listing Allotment Results Disclosure</w:t>
-      </w:r>
-      <w:r>
-        <w:t xml:space="preserve">   </w:t>
-      </w:r>
-      <w:r>
-        <w:rPr>
-          <w:b/>
-          <w:color w:val="606060"/>
-        </w:rPr>
-        <w:t>[not_applicable]</w:t>
-      </w:r>
-    </w:p>
-    <w:p>
-      <w:pPr>
-        <w:spacing w:before="0" w:after="0"/>
-        <w:ind w:left="360"/>
-      </w:pPr>
-      <w:r>
-        <w:rPr>
-          <w:b/>
-          <w:sz w:val="20"/>
-        </w:rPr>
-        <w:t xml:space="preserve">Analysis: </w:t>
-      </w:r>
-      <w:r>
-        <w:rPr>
-          <w:sz w:val="20"/>
-        </w:rPr>
-        <w:t>This rule is not applicable as the SII Placees mechanism is not being used, so no post-listing disclosure obligation regarding SII Placees arises.</w:t>
+        <w:t>This rule is not triggered as H2a is not triggered.</w:t>
       </w:r>
     </w:p>
     <w:p/>
@@ -4581,7 +4693,7 @@
         <w:rPr>
           <w:sz w:val="20"/>
         </w:rPr>
-        <w:t>This rule is not applicable. A review of tier2/history_of_group and tier2/sii_disclosure confirms that the applicant is seeking a primary listing and is not already listed on a recognised overseas stock exchange.</w:t>
+        <w:t>This rule is not triggered. A review of the 'History and Corporate Structure' chapter (tier1/history_corporate) confirms that the applicant is seeking a primary listing and is not already listed on a recognised overseas stock exchange.</w:t>
       </w:r>
     </w:p>
     <w:p>
@@ -4600,7 +4712,7 @@
         <w:rPr>
           <w:sz w:val="20"/>
         </w:rPr>
-        <w:t>tier2/history_of_group</w:t>
+        <w:t>tier1/history_corporate</w:t>
       </w:r>
     </w:p>
     <w:p>
@@ -4619,7 +4731,7 @@
         <w:rPr>
           <w:sz w:val="20"/>
         </w:rPr>
-        <w:t>178</w:t>
+        <w:t>176</w:t>
       </w:r>
     </w:p>
     <w:p>
@@ -4638,44 +4750,7 @@
         <w:rPr>
           <w:sz w:val="20"/>
         </w:rPr>
-        <w:t>Our Company was incorporated as an exempted company with</w:t>
-      </w:r>
-    </w:p>
-    <w:p/>
-    <w:p>
-      <w:pPr>
-        <w:pStyle w:val="Heading1"/>
-      </w:pPr>
-      <w:r>
-        <w:t>Reasoning Flags</w:t>
-      </w:r>
-    </w:p>
-    <w:p>
-      <w:r>
-        <w:rPr>
-          <w:b/>
-          <w:color w:val="1A5FA8"/>
-        </w:rPr>
-        <w:t>[Medium]</w:t>
-      </w:r>
-    </w:p>
-    <w:p>
-      <w:pPr>
-        <w:spacing w:before="0" w:after="0"/>
-        <w:ind w:left="360"/>
-      </w:pPr>
-      <w:r>
-        <w:rPr>
-          <w:b/>
-          <w:sz w:val="20"/>
-        </w:rPr>
-        <w:t xml:space="preserve">Recommendation: </w:t>
-      </w:r>
-      <w:r>
-        <w:rPr>
-          <w:sz w:val="20"/>
-        </w:rPr>
-        <w:t>Verify the individual and aggregate SII shareholding percentages and ensure the figures are arithmetically consistent across all disclosures.</w:t>
+        <w:t>Our Company was incorporated as an exempted company with limited liability in the Cayman Islands</w:t>
       </w:r>
     </w:p>
     <w:p/>
